--- a/presentacion/Defensa_TPO.docx
+++ b/presentacion/Defensa_TPO.docx
@@ -9,7 +9,7 @@
       <w:r>
         <w:rPr>
           <w:b/>
-          <w:color w:val="162A4A"/>
+          <w:color w:val="0A0A0A"/>
           <w:sz w:val="56"/>
         </w:rPr>
         <w:t>Mercado Laboral Tech Argentino</w:t>
@@ -21,7 +21,7 @@
       </w:pPr>
       <w:r>
         <w:rPr>
-          <w:color w:val="028090"/>
+          <w:color w:val="333333"/>
           <w:sz w:val="32"/>
         </w:rPr>
         <w:t>Análisis y predicción de salarios del sector IT</w:t>
@@ -64,7 +64,7 @@
           <w:i w:val="0"/>
           <w:sz w:val="22"/>
         </w:rPr>
-        <w:t>Base de datos: encuestas de Sysarmy 2022–2025 + contexto macroeconómico</w:t>
+        <w:t>Base: encuestas de Sysarmy 2022–2025 + contexto macroeconómico</w:t>
       </w:r>
     </w:p>
     <w:p>
@@ -91,7 +91,7 @@
       </w:pPr>
       <w:r>
         <w:rPr>
-          <w:color w:val="162A4A"/>
+          <w:color w:val="0A0A0A"/>
         </w:rPr>
         <w:t>Resumen ejecutivo</w:t>
       </w:r>
@@ -113,7 +113,7 @@
           <w:i w:val="0"/>
           <w:sz w:val="22"/>
         </w:rPr>
-        <w:t>Sobre esa base se desarrollaron dos modelos de minería de datos: un Random Forest (aprendizaje supervisado) que estima el salario a partir del perfil profesional, y una segmentación con K-Means (no supervisado) que descubre los arquetipos del mercado. Los resultados se exponen además en una aplicación web interactiva (Streamlit), en versiones español/pesos e inglés/dólares.</w:t>
+        <w:t>Sobre esa base se desarrollaron dos modelos: un Random Forest (supervisado) que estima el salario a partir del perfil, y una segmentación con K-Means (no supervisado) que descubre los arquetipos del mercado. Los resultados se exponen en una app web (Streamlit), en versiones español/pesos e inglés/dólares.</w:t>
       </w:r>
     </w:p>
     <w:p>
@@ -123,7 +123,7 @@
           <w:i/>
           <w:sz w:val="22"/>
         </w:rPr>
-        <w:t>Hallazgo central: el perfil explica alrededor del 30% de la variación salarial — la experiencia y el rol de liderazgo son los factores dominantes —, el poder adquisitivo real quedó estancado pese a sueldos nominales diez veces mayores, y, contra la intuición, cobrar en dólares no aportó mayor estabilidad en el período analizado.</w:t>
+        <w:t>Hallazgo central: el perfil explica alrededor del 30% de la variación salarial —la experiencia y el rol de liderazgo son dominantes—, el poder adquisitivo real quedó estancado pese a sueldos nominales diez veces mayores y, contra la intuición, cobrar en dólares no aportó mayor estabilidad en el período.</w:t>
       </w:r>
     </w:p>
     <w:p>
@@ -132,7 +132,264 @@
       </w:pPr>
       <w:r>
         <w:rPr>
-          <w:color w:val="162A4A"/>
+          <w:color w:val="0A0A0A"/>
+        </w:rPr>
+        <w:t>Equipo, roles y estrategia</w:t>
+      </w:r>
+    </w:p>
+    <w:p>
+      <w:r>
+        <w:rPr>
+          <w:b w:val="0"/>
+          <w:i w:val="0"/>
+          <w:sz w:val="22"/>
+        </w:rPr>
+        <w:t>El equipo se organizó por roles complementarios, bajo una metodología iterativa inspirada en CRISP-DM (comprensión del negocio → datos → preparación → modelado → evaluación → despliegue), con control de versiones en Git y ramas por funcionalidad.</w:t>
+      </w:r>
+    </w:p>
+    <w:tbl>
+      <w:tblPr>
+        <w:tblStyle w:val="LightGrid-Accent1"/>
+        <w:tblW w:type="auto" w:w="0"/>
+        <w:jc w:val="center"/>
+        <w:tblLook w:firstColumn="1" w:firstRow="1" w:lastColumn="0" w:lastRow="0" w:noHBand="0" w:noVBand="1" w:val="04A0"/>
+      </w:tblPr>
+      <w:tblGrid>
+        <w:gridCol w:w="2880"/>
+        <w:gridCol w:w="2880"/>
+        <w:gridCol w:w="2880"/>
+      </w:tblGrid>
+      <w:tr>
+        <w:tc>
+          <w:tcPr>
+            <w:tcW w:type="dxa" w:w="2880"/>
+          </w:tcPr>
+          <w:p>
+            <w:r/>
+            <w:r>
+              <w:rPr>
+                <w:b/>
+                <w:sz w:val="20"/>
+              </w:rPr>
+              <w:t>Rol</w:t>
+            </w:r>
+          </w:p>
+        </w:tc>
+        <w:tc>
+          <w:tcPr>
+            <w:tcW w:type="dxa" w:w="2880"/>
+          </w:tcPr>
+          <w:p>
+            <w:r/>
+            <w:r>
+              <w:rPr>
+                <w:b/>
+                <w:sz w:val="20"/>
+              </w:rPr>
+              <w:t>Responsabilidades</w:t>
+            </w:r>
+          </w:p>
+        </w:tc>
+        <w:tc>
+          <w:tcPr>
+            <w:tcW w:type="dxa" w:w="2880"/>
+          </w:tcPr>
+          <w:p>
+            <w:r/>
+            <w:r>
+              <w:rPr>
+                <w:b/>
+                <w:sz w:val="20"/>
+              </w:rPr>
+              <w:t>Integrante</w:t>
+            </w:r>
+          </w:p>
+        </w:tc>
+      </w:tr>
+      <w:tr>
+        <w:tc>
+          <w:tcPr>
+            <w:tcW w:type="dxa" w:w="2880"/>
+          </w:tcPr>
+          <w:p>
+            <w:r/>
+            <w:r>
+              <w:rPr>
+                <w:sz w:val="20"/>
+              </w:rPr>
+              <w:t>Datos / ETL</w:t>
+            </w:r>
+          </w:p>
+        </w:tc>
+        <w:tc>
+          <w:tcPr>
+            <w:tcW w:type="dxa" w:w="2880"/>
+          </w:tcPr>
+          <w:p>
+            <w:r/>
+            <w:r>
+              <w:rPr>
+                <w:sz w:val="20"/>
+              </w:rPr>
+              <w:t>Descarga e integración de 9 fuentes, limpieza y unificación</w:t>
+            </w:r>
+          </w:p>
+        </w:tc>
+        <w:tc>
+          <w:tcPr>
+            <w:tcW w:type="dxa" w:w="2880"/>
+          </w:tcPr>
+          <w:p>
+            <w:r/>
+            <w:r>
+              <w:rPr>
+                <w:sz w:val="20"/>
+              </w:rPr>
+              <w:t>____________</w:t>
+            </w:r>
+          </w:p>
+        </w:tc>
+      </w:tr>
+      <w:tr>
+        <w:tc>
+          <w:tcPr>
+            <w:tcW w:type="dxa" w:w="2880"/>
+          </w:tcPr>
+          <w:p>
+            <w:r/>
+            <w:r>
+              <w:rPr>
+                <w:sz w:val="20"/>
+              </w:rPr>
+              <w:t>Feature engineering / Modelado</w:t>
+            </w:r>
+          </w:p>
+        </w:tc>
+        <w:tc>
+          <w:tcPr>
+            <w:tcW w:type="dxa" w:w="2880"/>
+          </w:tcPr>
+          <w:p>
+            <w:r/>
+            <w:r>
+              <w:rPr>
+                <w:sz w:val="20"/>
+              </w:rPr>
+              <w:t>Variables, Random Forest, K-Means y evaluación</w:t>
+            </w:r>
+          </w:p>
+        </w:tc>
+        <w:tc>
+          <w:tcPr>
+            <w:tcW w:type="dxa" w:w="2880"/>
+          </w:tcPr>
+          <w:p>
+            <w:r/>
+            <w:r>
+              <w:rPr>
+                <w:sz w:val="20"/>
+              </w:rPr>
+              <w:t>____________</w:t>
+            </w:r>
+          </w:p>
+        </w:tc>
+      </w:tr>
+      <w:tr>
+        <w:tc>
+          <w:tcPr>
+            <w:tcW w:type="dxa" w:w="2880"/>
+          </w:tcPr>
+          <w:p>
+            <w:r/>
+            <w:r>
+              <w:rPr>
+                <w:sz w:val="20"/>
+              </w:rPr>
+              <w:t>EDA / Visualización</w:t>
+            </w:r>
+          </w:p>
+        </w:tc>
+        <w:tc>
+          <w:tcPr>
+            <w:tcW w:type="dxa" w:w="2880"/>
+          </w:tcPr>
+          <w:p>
+            <w:r/>
+            <w:r>
+              <w:rPr>
+                <w:sz w:val="20"/>
+              </w:rPr>
+              <w:t>Análisis exploratorio, gráficos y storytelling</w:t>
+            </w:r>
+          </w:p>
+        </w:tc>
+        <w:tc>
+          <w:tcPr>
+            <w:tcW w:type="dxa" w:w="2880"/>
+          </w:tcPr>
+          <w:p>
+            <w:r/>
+            <w:r>
+              <w:rPr>
+                <w:sz w:val="20"/>
+              </w:rPr>
+              <w:t>____________</w:t>
+            </w:r>
+          </w:p>
+        </w:tc>
+      </w:tr>
+      <w:tr>
+        <w:tc>
+          <w:tcPr>
+            <w:tcW w:type="dxa" w:w="2880"/>
+          </w:tcPr>
+          <w:p>
+            <w:r/>
+            <w:r>
+              <w:rPr>
+                <w:sz w:val="20"/>
+              </w:rPr>
+              <w:t>App / Documentación</w:t>
+            </w:r>
+          </w:p>
+        </w:tc>
+        <w:tc>
+          <w:tcPr>
+            <w:tcW w:type="dxa" w:w="2880"/>
+          </w:tcPr>
+          <w:p>
+            <w:r/>
+            <w:r>
+              <w:rPr>
+                <w:sz w:val="20"/>
+              </w:rPr>
+              <w:t>App Streamlit, informe y presentación</w:t>
+            </w:r>
+          </w:p>
+        </w:tc>
+        <w:tc>
+          <w:tcPr>
+            <w:tcW w:type="dxa" w:w="2880"/>
+          </w:tcPr>
+          <w:p>
+            <w:r/>
+            <w:r>
+              <w:rPr>
+                <w:sz w:val="20"/>
+              </w:rPr>
+              <w:t>____________</w:t>
+            </w:r>
+          </w:p>
+        </w:tc>
+      </w:tr>
+    </w:tbl>
+    <w:p>
+      <w:pPr>
+        <w:pStyle w:val="Heading1"/>
+      </w:pPr>
+      <w:r>
+        <w:rPr>
+          <w:color w:val="0A0A0A"/>
         </w:rPr>
         <w:t>1. Dominio y problemática</w:t>
       </w:r>
@@ -144,17 +401,7 @@
           <w:i w:val="0"/>
           <w:sz w:val="22"/>
         </w:rPr>
-        <w:t>El sector tecnológico argentino es dinámico, con alta rotación y exposición al mercado internacional. Sus salarios están atados a una macroeconomía muy volátil, lo que genera un problema concreto: no existe información integrada y comparable en el tiempo. Cada edición de la encuesta está expresada en pesos de su momento, con un nivel de precios y un tipo de cambio radicalmente distintos, por lo que comparar el sueldo de 2022 con el de 2025 «a valor nominal» carece de sentido.</w:t>
-      </w:r>
-    </w:p>
-    <w:p>
-      <w:r>
-        <w:rPr>
-          <w:b/>
-          <w:i w:val="0"/>
-          <w:sz w:val="22"/>
-        </w:rPr>
-        <w:t>Problemas que aborda el trabajo:</w:t>
+        <w:t>El sector tecnológico argentino es dinámico, con alta rotación y exposición internacional. Sus salarios están atados a una macro muy volátil, lo que genera un problema concreto: no existe información integrada y comparable en el tiempo. Cada edición está en pesos de su momento, con un nivel de precios y un tipo de cambio distintos, por lo que comparar a valor nominal carece de sentido.</w:t>
       </w:r>
     </w:p>
     <w:p>
@@ -162,7 +409,13 @@
         <w:pStyle w:val="ListBullet"/>
       </w:pPr>
       <w:r>
-        <w:t>la fragmentación de las fuentes (encuesta + macro dispersa);</w:t>
+        <w:rPr>
+          <w:b/>
+        </w:rPr>
+        <w:t xml:space="preserve">Fragmentación de las fuentes </w:t>
+      </w:r>
+      <w:r>
+        <w:t>(encuesta + macro dispersa).</w:t>
       </w:r>
     </w:p>
     <w:p>
@@ -170,7 +423,13 @@
         <w:pStyle w:val="ListBullet"/>
       </w:pPr>
       <w:r>
-        <w:t>la falta de una medida de salario real y comparable entre períodos;</w:t>
+        <w:rPr>
+          <w:b/>
+        </w:rPr>
+        <w:t xml:space="preserve">Falta de una medida de salario real </w:t>
+      </w:r>
+      <w:r>
+        <w:t>comparable entre períodos.</w:t>
       </w:r>
     </w:p>
     <w:p>
@@ -178,7 +437,13 @@
         <w:pStyle w:val="ListBullet"/>
       </w:pPr>
       <w:r>
-        <w:t>la ausencia de una herramienta que traduzca el perfil de un profesional en una estimación de mercado.</w:t>
+        <w:rPr>
+          <w:b/>
+        </w:rPr>
+        <w:t xml:space="preserve">Ausencia de una herramienta </w:t>
+      </w:r>
+      <w:r>
+        <w:t>que traduzca el perfil en una estimación de mercado.</w:t>
       </w:r>
     </w:p>
     <w:p>
@@ -187,7 +452,7 @@
       </w:pPr>
       <w:r>
         <w:rPr>
-          <w:color w:val="162A4A"/>
+          <w:color w:val="0A0A0A"/>
         </w:rPr>
         <w:t>2. Hipótesis</w:t>
       </w:r>
@@ -197,7 +462,7 @@
         <w:rPr>
           <w:b/>
           <w:i w:val="0"/>
-          <w:color w:val="028090"/>
+          <w:color w:val="333333"/>
           <w:sz w:val="22"/>
         </w:rPr>
         <w:t>Hipótesis central</w:t>
@@ -210,7 +475,7 @@
           <w:i/>
           <w:sz w:val="22"/>
         </w:rPr>
-        <w:t>El sueldo real de un profesional tech en Argentina está determinado por su perfil laboral (rol, seniority, experiencia, tecnologías) y su contexto geográfico (provincia, modalidad), una vez ajustado por el contexto macroeconómico (inflación, tipo de cambio real, competitividad internacional).</w:t>
+        <w:t>El sueldo real de un profesional tech está determinado por su perfil laboral (rol, seniority, experiencia, tecnologías) y su contexto geográfico (provincia, modalidad), una vez ajustado por el contexto macroeconómico (inflación, tipo de cambio real, competitividad).</w:t>
       </w:r>
     </w:p>
     <w:p>
@@ -218,7 +483,7 @@
         <w:rPr>
           <w:b/>
           <w:i w:val="0"/>
-          <w:color w:val="028090"/>
+          <w:color w:val="333333"/>
           <w:sz w:val="22"/>
         </w:rPr>
         <w:t>Hipótesis desagregadas</w:t>
@@ -292,7 +557,7 @@
               <w:rPr>
                 <w:sz w:val="20"/>
               </w:rPr>
-              <w:t>El seniority/experiencia es la variable más predictiva del sueldo.</w:t>
+              <w:t>El seniority/experiencia es la variable más predictiva.</w:t>
             </w:r>
           </w:p>
         </w:tc>
@@ -322,7 +587,7 @@
               <w:rPr>
                 <w:sz w:val="20"/>
               </w:rPr>
-              <w:t>Cada año de experiencia suma, pero con rendimientos decrecientes.</w:t>
+              <w:t>La experiencia suma con rendimientos decrecientes.</w:t>
             </w:r>
           </w:p>
         </w:tc>
@@ -382,7 +647,7 @@
               <w:rPr>
                 <w:sz w:val="20"/>
               </w:rPr>
-              <w:t>Buenos Aires paga más que el interior, pero menos de lo que se cree.</w:t>
+              <w:t>CABA paga más que el interior, pero menos de lo que se cree.</w:t>
             </w:r>
           </w:p>
         </w:tc>
@@ -412,7 +677,7 @@
               <w:rPr>
                 <w:sz w:val="20"/>
               </w:rPr>
-              <w:t>Un sueldo nominal más alto no implica mejor poder adquisitivo real.</w:t>
+              <w:t>Un nominal más alto no implica mejor poder adquisitivo real.</w:t>
             </w:r>
           </w:p>
         </w:tc>
@@ -442,7 +707,7 @@
               <w:rPr>
                 <w:sz w:val="20"/>
               </w:rPr>
-              <w:t>Quienes cobran en dólares tienen poder adquisitivo más estable.</w:t>
+              <w:t>Quienes cobran en dólares tienen poder de compra más estable.</w:t>
             </w:r>
           </w:p>
         </w:tc>
@@ -472,7 +737,7 @@
               <w:rPr>
                 <w:sz w:val="20"/>
               </w:rPr>
-              <w:t>Cuando el ITCRM sube (peso depreciado), suben los sueldos en USD.</w:t>
+              <w:t>Cuando el ITCRM sube, suben los sueldos en USD.</w:t>
             </w:r>
           </w:p>
         </w:tc>
@@ -484,7 +749,7 @@
       </w:pPr>
       <w:r>
         <w:rPr>
-          <w:color w:val="162A4A"/>
+          <w:color w:val="0A0A0A"/>
         </w:rPr>
         <w:t>3. Propuesta y valor para el negocio</w:t>
       </w:r>
@@ -496,7 +761,7 @@
           <w:i w:val="0"/>
           <w:sz w:val="22"/>
         </w:rPr>
-        <w:t>Se construyó un pipeline de datos reproducible que unifica las seis ediciones de Sysarmy con ocho series macro, produce un dataset analítico único y alimenta modelos predictivos, de segmentación y una app interactiva.</w:t>
+        <w:t>Se construyó un pipeline reproducible que unifica las seis ediciones con ocho series macro, produce un dataset analítico único y alimenta modelos predictivos, de segmentación y una app.</w:t>
       </w:r>
     </w:p>
     <w:p>
@@ -514,7 +779,7 @@
         <w:pStyle w:val="ListBullet"/>
       </w:pPr>
       <w:r>
-        <w:t>Benchmarking salarial objetivo para definir ofertas y políticas de retención.</w:t>
+        <w:t>Benchmarking salarial objetivo para ofertas y retención.</w:t>
       </w:r>
     </w:p>
     <w:p>
@@ -522,7 +787,7 @@
         <w:pStyle w:val="ListBullet"/>
       </w:pPr>
       <w:r>
-        <w:t>Identificación de las brechas y de los factores que efectivamente mueven el sueldo.</w:t>
+        <w:t>Identificación de brechas y de los factores que mueven el sueldo.</w:t>
       </w:r>
     </w:p>
     <w:p>
@@ -530,7 +795,7 @@
         <w:pStyle w:val="ListBullet"/>
       </w:pPr>
       <w:r>
-        <w:t>Lectura del impacto de la macro (inflación y dólar) sobre el costo del talento.</w:t>
+        <w:t>Lectura del impacto macro (inflación y dólar) sobre el costo del talento.</w:t>
       </w:r>
     </w:p>
     <w:p>
@@ -538,7 +803,7 @@
         <w:pStyle w:val="ListBullet"/>
       </w:pPr>
       <w:r>
-        <w:t>Una herramienta viva que se reentrena con cada nueva edición de la encuesta.</w:t>
+        <w:t>Herramienta viva que se reentrena con cada nueva edición.</w:t>
       </w:r>
     </w:p>
     <w:p>
@@ -547,7 +812,7 @@
       </w:pPr>
       <w:r>
         <w:rPr>
-          <w:color w:val="162A4A"/>
+          <w:color w:val="0A0A0A"/>
         </w:rPr>
         <w:t>4. Arquitectura del pipeline y fuentes</w:t>
       </w:r>
@@ -559,7 +824,7 @@
           <w:i w:val="0"/>
           <w:sz w:val="22"/>
         </w:rPr>
-        <w:t>El flujo es: (1) descarga de fuentes, (2) limpieza y unificación de las ediciones, (3) ajuste a valores reales con base común (mayo 2026) y (4) dataset final más una tabla de contexto macroeconómico vinculada por la fecha de edición.</w:t>
+        <w:t>Flujo: (1) descarga, (2) limpieza y unificación, (3) ajuste a valores reales con base común (mayo 2026) y (4) dataset final más una tabla de contexto macro vinculada por fecha de edición.</w:t>
       </w:r>
     </w:p>
     <w:p>
@@ -760,7 +1025,7 @@
               <w:rPr>
                 <w:sz w:val="20"/>
               </w:rPr>
-              <w:t>Canasta básica total (poder adquisitivo)</w:t>
+              <w:t>Canasta básica total</w:t>
             </w:r>
           </w:p>
         </w:tc>
@@ -892,9 +1157,9 @@
       </w:pPr>
       <w:r>
         <w:rPr>
-          <w:color w:val="162A4A"/>
+          <w:color w:val="0A0A0A"/>
         </w:rPr>
-        <w:t>5. Limpieza, transformación y dificultades resueltas</w:t>
+        <w:t>5. Limpieza de datos y dificultades resueltas</w:t>
       </w:r>
     </w:p>
     <w:p>
@@ -904,7 +1169,7 @@
           <w:i w:val="0"/>
           <w:sz w:val="22"/>
         </w:rPr>
-        <w:t>La principal complejidad no fue «limpiar datos sucios» —los campos de la encuesta son en su mayoría desplegables controlados— sino integrar y hacer comparables fuentes heterogéneas. Las decisiones metodológicas más relevantes:</w:t>
+        <w:t>La principal complejidad no fue limpiar datos sucios —los campos son en su mayoría desplegables controlados— sino integrar y hacer comparables fuentes heterogéneas. De 32.309 filas crudas se llegó a 31.088 finales (sólo 3,8% descartado). Decisiones clave:</w:t>
       </w:r>
     </w:p>
     <w:p>
@@ -917,9 +1182,8 @@
         </w:rPr>
         <w:t xml:space="preserve">Armonización de esquemas: </w:t>
       </w:r>
-      <w:r/>
       <w:r>
-        <w:t>cada edición tenía entre 43 y 56 columnas con nombres distintos; se mapearon al mismo esquema mediante coincidencia por tokens.</w:t>
+        <w:t>cada edición tenía 43–56 columnas con nombres distintos; se mapearon al mismo esquema por coincidencia de tokens.</w:t>
       </w:r>
     </w:p>
     <w:p>
@@ -930,11 +1194,10 @@
         <w:rPr>
           <w:b/>
         </w:rPr>
-        <w:t xml:space="preserve">Ajuste a valores reales: </w:t>
+        <w:t xml:space="preserve">Parseo y tipado: </w:t>
       </w:r>
-      <w:r/>
       <w:r>
-        <w:t>los pesos se deflactaron por IPC y los dólares por la inflación de EE.UU. (US CPI), llevando todo a una base común (mayo 2026).</w:t>
+        <w:t>salario de texto a número, fechas, normalización de texto.</w:t>
       </w:r>
     </w:p>
     <w:p>
@@ -945,11 +1208,10 @@
         <w:rPr>
           <w:b/>
         </w:rPr>
-        <w:t xml:space="preserve">Ajuste según la moneda nativa: </w:t>
+        <w:t xml:space="preserve">Valores faltantes: </w:t>
       </w:r>
-      <w:r/>
       <w:r>
-        <w:t>un sueldo dolarizado no pierde valor con la inflación local; se ajusta por la inflación del país de su moneda. Así el cociente pesos/dólares es un tipo de cambio coherente.</w:t>
+        <w:t>eliminación en columnas críticas (provincia, salario) e imputación por mediana/moda en el resto.</w:t>
       </w:r>
     </w:p>
     <w:p>
@@ -960,11 +1222,10 @@
         <w:rPr>
           <w:b/>
         </w:rPr>
-        <w:t xml:space="preserve">Seniority redundante: </w:t>
+        <w:t xml:space="preserve">Ajuste por moneda nativa: </w:t>
       </w:r>
-      <w:r/>
       <w:r>
-        <w:t>en 2022–2023 se infirió de los años de experiencia; como genera multicolinealidad y no aporta información independiente, se excluyó del modelo sin pérdida de R².</w:t>
+        <w:t>un sueldo dolarizado no pierde valor con la inflación local; se ajusta por la inflación del país de su moneda, de modo que el cociente pesos/dólares sea un tipo de cambio coherente.</w:t>
       </w:r>
     </w:p>
     <w:p>
@@ -977,9 +1238,8 @@
         </w:rPr>
         <w:t xml:space="preserve">Outliers: </w:t>
       </w:r>
-      <w:r/>
       <w:r>
-        <w:t>se conservan marcados (sólo se descartan errores de carga evidentes, fuera de 50× la mediana).</w:t>
+        <w:t>se conservan marcados; sólo se descartan errores de carga evidentes (&gt;50× la mediana).</w:t>
       </w:r>
     </w:p>
     <w:p>
@@ -988,9 +1248,9 @@
       </w:pPr>
       <w:r>
         <w:rPr>
-          <w:color w:val="162A4A"/>
+          <w:color w:val="0A0A0A"/>
         </w:rPr>
-        <w:t>6. Análisis exploratorio (EDA)</w:t>
+        <w:t>6. Feature engineering</w:t>
       </w:r>
     </w:p>
     <w:p>
@@ -1000,7 +1260,122 @@
           <w:i w:val="0"/>
           <w:sz w:val="22"/>
         </w:rPr>
-        <w:t>Todos los salarios se analizan en moneda real de mayo 2026. La mediana del mercado es de $3,19 M (USD 2.264) mensuales brutos.</w:t>
+        <w:t>El feature engineering convierte el perfil crudo en variables que el modelo puede aprovechar. Cada transformación responde a una justificación concreta:</w:t>
+      </w:r>
+    </w:p>
+    <w:p>
+      <w:pPr>
+        <w:pStyle w:val="ListBullet"/>
+      </w:pPr>
+      <w:r>
+        <w:rPr>
+          <w:b/>
+        </w:rPr>
+        <w:t xml:space="preserve">Multi-hot de tecnologías (top 20): </w:t>
+      </w:r>
+      <w:r>
+        <w:t>el campo es texto libre multivaluado («python, sql, java»). Se generó una variable binaria por tecnología frecuente. Justificación: permite que el modelo capte el premium de cada tecnología por separado; un campo de texto no es utilizable directamente.</w:t>
+      </w:r>
+    </w:p>
+    <w:p>
+      <w:pPr>
+        <w:pStyle w:val="ListBullet"/>
+      </w:pPr>
+      <w:r>
+        <w:rPr>
+          <w:b/>
+        </w:rPr>
+        <w:t xml:space="preserve">Agrupación de roles (698 → top 15 + «Otro»): </w:t>
+      </w:r>
+      <w:r>
+        <w:t>las categorías con pocos casos producen dummies ruidosas y overfitting; agruparlas concentra la señal.</w:t>
+      </w:r>
+    </w:p>
+    <w:p>
+      <w:pPr>
+        <w:pStyle w:val="ListBullet"/>
+      </w:pPr>
+      <w:r>
+        <w:rPr>
+          <w:b/>
+        </w:rPr>
+        <w:t xml:space="preserve">Agrupación de provincias (&lt;100 registros → «Otra»): </w:t>
+      </w:r>
+      <w:r>
+        <w:t>misma justificación que en los roles.</w:t>
+      </w:r>
+    </w:p>
+    <w:p>
+      <w:pPr>
+        <w:pStyle w:val="ListBullet"/>
+      </w:pPr>
+      <w:r>
+        <w:rPr>
+          <w:b/>
+        </w:rPr>
+        <w:t xml:space="preserve">One-hot de las categóricas </w:t>
+      </w:r>
+      <w:r>
+        <w:t>(provincia, género, modalidad, tamaño de empresa, rol, cobra en dólares): los modelos requieren entradas numéricas y el one-hot no impone un orden falso.</w:t>
+      </w:r>
+    </w:p>
+    <w:p>
+      <w:pPr>
+        <w:pStyle w:val="ListBullet"/>
+      </w:pPr>
+      <w:r>
+        <w:rPr>
+          <w:b/>
+        </w:rPr>
+        <w:t xml:space="preserve">Ingeniería del target: </w:t>
+      </w:r>
+      <w:r>
+        <w:t>el salario nominal se transformó en salario real (deflación por IPC para pesos y por US CPI para dólares, base mayo 2026). Justificación: es lo que hace comparable el objetivo entre ediciones; sin esto el modelo aprendería el paso del tiempo, no el perfil.</w:t>
+      </w:r>
+    </w:p>
+    <w:p>
+      <w:pPr>
+        <w:pStyle w:val="ListBullet"/>
+      </w:pPr>
+      <w:r>
+        <w:rPr>
+          <w:b/>
+        </w:rPr>
+        <w:t xml:space="preserve">Selección de variables: </w:t>
+      </w:r>
+      <w:r>
+        <w:t>se excluyó «seniority» por ser redundante con los años de experiencia (multicolinealidad), y se excluyeron las variables derivadas del propio salario (USD, canastas básicas) para evitar fuga de información (data leakage).</w:t>
+      </w:r>
+    </w:p>
+    <w:p>
+      <w:r>
+        <w:rPr>
+          <w:b w:val="0"/>
+          <w:i/>
+          <w:sz w:val="22"/>
+        </w:rPr>
+        <w:t>Las variables numéricas se estandarizan dentro de un Pipeline de scikit-learn —ajustado sólo con los datos de entrenamiento— para los modelos lineales; los árboles no lo requieren. Este encapsulado garantiza que no haya filtración entre train y test.</w:t>
+      </w:r>
+    </w:p>
+    <w:p>
+      <w:pPr>
+        <w:pStyle w:val="Heading1"/>
+      </w:pPr>
+      <w:r>
+        <w:rPr>
+          <w:color w:val="0A0A0A"/>
+        </w:rPr>
+        <w:t>7. Análisis exploratorio (EDA)</w:t>
+      </w:r>
+    </w:p>
+    <w:p>
+      <w:r>
+        <w:rPr>
+          <w:b w:val="0"/>
+          <w:i w:val="0"/>
+          <w:sz w:val="22"/>
+        </w:rPr>
+        <w:t>Todo se analiza en moneda real de mayo 2026. La mediana del mercado es de $3,19 M (USD 2.264) mensuales brutos.</w:t>
       </w:r>
     </w:p>
     <w:p>
@@ -1010,7 +1385,7 @@
       <w:r>
         <w:drawing>
           <wp:inline xmlns:a="http://schemas.openxmlformats.org/drawingml/2006/main" xmlns:pic="http://schemas.openxmlformats.org/drawingml/2006/picture">
-            <wp:extent cx="5760720" cy="2126960"/>
+            <wp:extent cx="5760720" cy="2065210"/>
             <wp:docPr id="1" name="Picture 1"/>
             <wp:cNvGraphicFramePr>
               <a:graphicFrameLocks noChangeAspect="1"/>
@@ -1019,7 +1394,7 @@
               <a:graphicData uri="http://schemas.openxmlformats.org/drawingml/2006/picture">
                 <pic:pic>
                   <pic:nvPicPr>
-                    <pic:cNvPr id="0" name="distribucion_salarios.png"/>
+                    <pic:cNvPr id="0" name="distribucion_bn.png"/>
                     <pic:cNvPicPr/>
                   </pic:nvPicPr>
                   <pic:blipFill>
@@ -1031,7 +1406,7 @@
                   <pic:spPr>
                     <a:xfrm>
                       <a:off x="0" y="0"/>
-                      <a:ext cx="5760720" cy="2126960"/>
+                      <a:ext cx="5760720" cy="2065210"/>
                     </a:xfrm>
                     <a:prstGeom prst="rect"/>
                   </pic:spPr>
@@ -1056,87 +1431,13 @@
       </w:r>
     </w:p>
     <w:p>
-      <w:pPr>
-        <w:pStyle w:val="Heading2"/>
-      </w:pPr>
-      <w:r>
-        <w:rPr>
-          <w:color w:val="028090"/>
-        </w:rPr>
-        <w:t>6.1 Seniority, geografía y modalidad (H1, H4)</w:t>
-      </w:r>
-    </w:p>
-    <w:p>
-      <w:pPr>
-        <w:jc w:val="center"/>
-      </w:pPr>
-      <w:r>
-        <w:drawing>
-          <wp:inline xmlns:a="http://schemas.openxmlformats.org/drawingml/2006/main" xmlns:pic="http://schemas.openxmlformats.org/drawingml/2006/picture">
-            <wp:extent cx="5303520" cy="3828976"/>
-            <wp:docPr id="2" name="Picture 2"/>
-            <wp:cNvGraphicFramePr>
-              <a:graphicFrameLocks noChangeAspect="1"/>
-            </wp:cNvGraphicFramePr>
-            <a:graphic>
-              <a:graphicData uri="http://schemas.openxmlformats.org/drawingml/2006/picture">
-                <pic:pic>
-                  <pic:nvPicPr>
-                    <pic:cNvPr id="0" name="eda_02_seniority.png"/>
-                    <pic:cNvPicPr/>
-                  </pic:nvPicPr>
-                  <pic:blipFill>
-                    <a:blip r:embed="rId10"/>
-                    <a:stretch>
-                      <a:fillRect/>
-                    </a:stretch>
-                  </pic:blipFill>
-                  <pic:spPr>
-                    <a:xfrm>
-                      <a:off x="0" y="0"/>
-                      <a:ext cx="5303520" cy="3828976"/>
-                    </a:xfrm>
-                    <a:prstGeom prst="rect"/>
-                  </pic:spPr>
-                </pic:pic>
-              </a:graphicData>
-            </a:graphic>
-          </wp:inline>
-        </w:drawing>
-      </w:r>
-    </w:p>
-    <w:p>
-      <w:pPr>
-        <w:jc w:val="center"/>
-      </w:pPr>
-      <w:r>
-        <w:rPr>
-          <w:b w:val="0"/>
-          <w:i/>
-          <w:sz w:val="18"/>
-        </w:rPr>
-        <w:t>Figura 2. Salario por seniority.</w:t>
-      </w:r>
-    </w:p>
-    <w:p>
       <w:r>
         <w:rPr>
           <w:b w:val="0"/>
           <w:i w:val="0"/>
           <w:sz w:val="22"/>
         </w:rPr>
-        <w:t>El seniority ordena el salario casi sin solapamiento (mediana junior $1,8 M; senior $4,3 M). Geográficamente, CABA paga un 24% más que el interior —menos de lo que suele creerse— y el trabajo remoto paga un 43% más en dólares que el presencial.</w:t>
-      </w:r>
-    </w:p>
-    <w:p>
-      <w:pPr>
-        <w:pStyle w:val="Heading2"/>
-      </w:pPr>
-      <w:r>
-        <w:rPr>
-          <w:color w:val="028090"/>
-        </w:rPr>
-        <w:t>6.2 Tecnologías (H3)</w:t>
+        <w:t>Seniority ordena el salario casi sin solapamiento (mediana junior $1,8 M; senior $4,3 M). CABA paga +24% que el interior y el trabajo remoto +43% en dólares que el presencial. El premium por tecnología depende de cuál se use (Go +45%, Rust +48%, Python +13%), no de cuántas.</w:t>
       </w:r>
     </w:p>
     <w:p>
@@ -1147,7 +1448,7 @@
         <w:drawing>
           <wp:inline xmlns:a="http://schemas.openxmlformats.org/drawingml/2006/main" xmlns:pic="http://schemas.openxmlformats.org/drawingml/2006/picture">
             <wp:extent cx="5486400" cy="3958159"/>
-            <wp:docPr id="3" name="Picture 3"/>
+            <wp:docPr id="2" name="Picture 2"/>
             <wp:cNvGraphicFramePr>
               <a:graphicFrameLocks noChangeAspect="1"/>
             </wp:cNvGraphicFramePr>
@@ -1159,7 +1460,7 @@
                     <pic:cNvPicPr/>
                   </pic:nvPicPr>
                   <pic:blipFill>
-                    <a:blip r:embed="rId11"/>
+                    <a:blip r:embed="rId10"/>
                     <a:stretch>
                       <a:fillRect/>
                     </a:stretch>
@@ -1188,7 +1489,18 @@
           <w:i/>
           <w:sz w:val="18"/>
         </w:rPr>
-        <w:t>Figura 3. Frecuencia y premium salarial por tecnología.</w:t>
+        <w:t>Figura 2. Frecuencia y premium salarial por tecnología.</w:t>
+      </w:r>
+    </w:p>
+    <w:p>
+      <w:pPr>
+        <w:pStyle w:val="Heading1"/>
+      </w:pPr>
+      <w:r>
+        <w:rPr>
+          <w:color w:val="0A0A0A"/>
+        </w:rPr>
+        <w:t>8. Modelado supervisado — Random Forest</w:t>
       </w:r>
     </w:p>
     <w:p>
@@ -1198,28 +1510,7 @@
           <w:i w:val="0"/>
           <w:sz w:val="22"/>
         </w:rPr>
-        <w:t>El premium no depende de la cantidad de tecnologías sino de cuáles: Go (+45%), Rust (+48%) y Scala (+42%) lideran; Python aporta +13%; el stack web básico (CSS, HTML) queda por debajo de la mediana.</w:t>
-      </w:r>
-    </w:p>
-    <w:p>
-      <w:pPr>
-        <w:pStyle w:val="Heading1"/>
-      </w:pPr>
-      <w:r>
-        <w:rPr>
-          <w:color w:val="162A4A"/>
-        </w:rPr>
-        <w:t>7. Modelado supervisado — Random Forest</w:t>
-      </w:r>
-    </w:p>
-    <w:p>
-      <w:r>
-        <w:rPr>
-          <w:b w:val="0"/>
-          <w:i w:val="0"/>
-          <w:sz w:val="22"/>
-        </w:rPr>
-        <w:t>Variable objetivo: el salario real (se entrenó en pesos y, en paralelo, en dólares; como difieren sólo en una constante, el R² es idéntico). Se compararon cinco técnicas vistas en la materia, con validación temporal: se entrena con las ediciones previas y se evalúa sobre la última encuesta (2025.2), que el modelo nunca vio.</w:t>
+        <w:t>Variable objetivo: el salario real (entrenado en pesos y, en paralelo, en dólares; como difieren sólo en una constante, el R² es idéntico). Se compararon cinco técnicas con validación temporal: se entrena con las ediciones previas y se evalúa sobre la última (2025.2), nunca vista.</w:t>
       </w:r>
     </w:p>
     <w:tbl>
@@ -1589,6 +1880,27 @@
       </w:tr>
     </w:tbl>
     <w:p>
+      <w:r>
+        <w:rPr>
+          <w:b/>
+          <w:i w:val="0"/>
+          <w:color w:val="333333"/>
+          <w:sz w:val="22"/>
+        </w:rPr>
+        <w:t>Por qué elegimos Random Forest</w:t>
+      </w:r>
+    </w:p>
+    <w:p>
+      <w:r>
+        <w:rPr>
+          <w:b w:val="0"/>
+          <w:i w:val="0"/>
+          <w:sz w:val="22"/>
+        </w:rPr>
+        <w:t>Se eligió por cinco razones: (1) mejor desempeño en test (R²≈0,30; MAE $1,42 M); (2) captura no linealidades e interacciones sin ingeniería manual —por ejemplo, el rendimiento decreciente de la experiencia—; (3) es robusto a outliers y a la mezcla de escalas, y no requiere estandarización; (4) regularizado (profundidad máxima y mínimo de hojas) no presenta overfitting (train ≈ test); y (5) entrega la importancia de cada variable, aportando interpretabilidad para la lectura de negocio. Frente a los modelos lineales (que no capturan interacciones) y al árbol único (inestable y propenso a overfitting), el bosque ofrece el mejor balance entre precisión, robustez e interpretabilidad.</w:t>
+      </w:r>
+    </w:p>
+    <w:p>
       <w:pPr>
         <w:jc w:val="center"/>
       </w:pPr>
@@ -1596,7 +1908,7 @@
         <w:drawing>
           <wp:inline xmlns:a="http://schemas.openxmlformats.org/drawingml/2006/main" xmlns:pic="http://schemas.openxmlformats.org/drawingml/2006/picture">
             <wp:extent cx="5120640" cy="4076844"/>
-            <wp:docPr id="4" name="Picture 4"/>
+            <wp:docPr id="3" name="Picture 3"/>
             <wp:cNvGraphicFramePr>
               <a:graphicFrameLocks noChangeAspect="1"/>
             </wp:cNvGraphicFramePr>
@@ -1608,7 +1920,7 @@
                     <pic:cNvPicPr/>
                   </pic:nvPicPr>
                   <pic:blipFill>
-                    <a:blip r:embed="rId12"/>
+                    <a:blip r:embed="rId11"/>
                     <a:stretch>
                       <a:fillRect/>
                     </a:stretch>
@@ -1637,7 +1949,7 @@
           <w:i/>
           <w:sz w:val="18"/>
         </w:rPr>
-        <w:t>Figura 4. Importancia de variables (Random Forest).</w:t>
+        <w:t>Figura 3. Importancia de variables (Random Forest).</w:t>
       </w:r>
     </w:p>
     <w:p>
@@ -1647,7 +1959,7 @@
           <w:i w:val="0"/>
           <w:sz w:val="22"/>
         </w:rPr>
-        <w:t>El mejor modelo es el Random Forest (R²≈0,30). Las variables más predictivas son la experiencia, la edad, el uso de Go, el rol de liderazgo y trabajar en CABA. El techo de ~0,30 es esperable y honesto: cerca de dos tercios de la variación salarial dependen de factores no capturados por la encuesta (empresa puntual, negociación). La validación temporal (R²=0,30) es muy cercana a la aleatoria (R²=0,33), lo que indica que el modelo generaliza bien al presente.</w:t>
+        <w:t>Las variables más predictivas son la experiencia, la edad, el uso de Go, el rol de liderazgo y trabajar en CABA. El techo de ~0,30 es esperable y honesto: cerca de dos tercios de la variación dependen de factores no encuestados (empresa puntual, negociación). La validación temporal (R²=0,30) es muy cercana a la aleatoria (R²=0,33): el modelo generaliza bien al presente.</w:t>
       </w:r>
     </w:p>
     <w:p>
@@ -1656,9 +1968,9 @@
       </w:pPr>
       <w:r>
         <w:rPr>
-          <w:color w:val="162A4A"/>
+          <w:color w:val="0A0A0A"/>
         </w:rPr>
-        <w:t>8. Segmentación — K-Means</w:t>
+        <w:t>9. Segmentación — K-Means</w:t>
       </w:r>
     </w:p>
     <w:p>
@@ -1668,7 +1980,7 @@
           <w:i w:val="0"/>
           <w:sz w:val="22"/>
         </w:rPr>
-        <w:t>Con aprendizaje no supervisado (K-Means) se agruparon los perfiles sin usar el salario, y recién después se observó cuánto gana cada grupo. El número de segmentos (k=4) se eligió con el método del codo y la silueta. Para visualizarlos se aplicó PCA: el Componente 1 (48% de la variación) representa los años de carrera (junior→senior) y el Componente 2 (15%), la antigüedad/rotación en la empresa.</w:t>
+        <w:t>Con K-Means se agruparon los perfiles sin usar el salario, y luego se observó cuánto gana cada grupo. El número de segmentos (k=4) se eligió con el método del codo y la silueta. Para visualizarlos se aplicó PCA: el Componente 1 (48% de la variación) representa los años de carrera (junior→senior) y el Componente 2 (15%) la antigüedad/rotación en la empresa.</w:t>
       </w:r>
     </w:p>
     <w:p>
@@ -1678,8 +1990,8 @@
       <w:r>
         <w:drawing>
           <wp:inline xmlns:a="http://schemas.openxmlformats.org/drawingml/2006/main" xmlns:pic="http://schemas.openxmlformats.org/drawingml/2006/picture">
-            <wp:extent cx="5760720" cy="2272311"/>
-            <wp:docPr id="5" name="Picture 5"/>
+            <wp:extent cx="5760720" cy="2164931"/>
+            <wp:docPr id="4" name="Picture 4"/>
             <wp:cNvGraphicFramePr>
               <a:graphicFrameLocks noChangeAspect="1"/>
             </wp:cNvGraphicFramePr>
@@ -1687,11 +1999,11 @@
               <a:graphicData uri="http://schemas.openxmlformats.org/drawingml/2006/picture">
                 <pic:pic>
                   <pic:nvPicPr>
-                    <pic:cNvPr id="0" name="clusters_segmentos.png"/>
+                    <pic:cNvPr id="0" name="clusters_bn.png"/>
                     <pic:cNvPicPr/>
                   </pic:nvPicPr>
                   <pic:blipFill>
-                    <a:blip r:embed="rId13"/>
+                    <a:blip r:embed="rId12"/>
                     <a:stretch>
                       <a:fillRect/>
                     </a:stretch>
@@ -1699,7 +2011,7 @@
                   <pic:spPr>
                     <a:xfrm>
                       <a:off x="0" y="0"/>
-                      <a:ext cx="5760720" cy="2272311"/>
+                      <a:ext cx="5760720" cy="2164931"/>
                     </a:xfrm>
                     <a:prstGeom prst="rect"/>
                   </pic:spPr>
@@ -1720,7 +2032,7 @@
           <w:i/>
           <w:sz w:val="18"/>
         </w:rPr>
-        <w:t>Figura 5. Mapa de segmentos (PCA) y salario por arquetipo.</w:t>
+        <w:t>Figura 4. Mapa de segmentos (PCA) y salario por arquetipo.</w:t>
       </w:r>
     </w:p>
     <w:tbl>
@@ -2032,14 +2344,35 @@
       </w:tr>
     </w:tbl>
     <w:p>
+      <w:r>
+        <w:rPr>
+          <w:b/>
+          <w:i w:val="0"/>
+          <w:color w:val="333333"/>
+          <w:sz w:val="22"/>
+        </w:rPr>
+        <w:t>Nota para la defensa — por qué los grupos se ven solapados en el gráfico:</w:t>
+      </w:r>
+    </w:p>
+    <w:p>
+      <w:r>
+        <w:rPr>
+          <w:b w:val="0"/>
+          <w:i w:val="0"/>
+          <w:sz w:val="22"/>
+        </w:rPr>
+        <w:t>K-Means asigna cada punto a su centroide más cercano en el espacio completo (lo verificamos: el 100% de los casos). En el scatter se ven solapados porque es una proyección 2D (PCA) que muestra sólo el 62% de la información —pierde el 38% que separa a los grupos— y porque los perfiles forman un continuo sin fronteras naturales (la transición junior→senior es gradual). No es un error del modelo: en las dimensiones reales los segmentos tienen perfiles nítidamente distintos (ver la tabla de medias por segmento).</w:t>
+      </w:r>
+    </w:p>
+    <w:p>
       <w:pPr>
         <w:pStyle w:val="Heading1"/>
       </w:pPr>
       <w:r>
         <w:rPr>
-          <w:color w:val="162A4A"/>
+          <w:color w:val="0A0A0A"/>
         </w:rPr>
-        <w:t>9. Resultados y storytelling</w:t>
+        <w:t>10. Resultados y storytelling</w:t>
       </w:r>
     </w:p>
     <w:p>
@@ -2150,7 +2483,7 @@
               <w:rPr>
                 <w:sz w:val="20"/>
               </w:rPr>
-              <w:t>Distribuciones casi sin solape; es el predictor más fuerte.</w:t>
+              <w:t>Distribuciones casi sin solape; el predictor más fuerte.</w:t>
             </w:r>
           </w:p>
         </w:tc>
@@ -2238,7 +2571,7 @@
               <w:rPr>
                 <w:sz w:val="20"/>
               </w:rPr>
-              <w:t>Premium real pero liderado por Go/Rust, no sólo Python.</w:t>
+              <w:t>Premium real, pero liderado por Go/Rust, no sólo Python.</w:t>
             </w:r>
           </w:p>
         </w:tc>
@@ -2414,21 +2747,21 @@
               <w:rPr>
                 <w:sz w:val="20"/>
               </w:rPr>
-              <w:t>Correlación 0,70 pero no significativa (n=6 ediciones).</w:t>
+              <w:t>Correlación 0,70 pero no significativa (n=6).</w:t>
             </w:r>
           </w:p>
         </w:tc>
       </w:tr>
     </w:tbl>
     <w:p>
-      <w:pPr>
-        <w:pStyle w:val="Heading2"/>
-      </w:pPr>
       <w:r>
         <w:rPr>
-          <w:color w:val="028090"/>
+          <w:b/>
+          <w:i w:val="0"/>
+          <w:color w:val="333333"/>
+          <w:sz w:val="22"/>
         </w:rPr>
-        <w:t>9.1 Impacto de la inflación (H5)</w:t>
+        <w:t>Brechas salariales, inflación y comparativa regional</w:t>
       </w:r>
     </w:p>
     <w:p>
@@ -2439,7 +2772,7 @@
         <w:drawing>
           <wp:inline xmlns:a="http://schemas.openxmlformats.org/drawingml/2006/main" xmlns:pic="http://schemas.openxmlformats.org/drawingml/2006/picture">
             <wp:extent cx="5486400" cy="2450390"/>
-            <wp:docPr id="6" name="Picture 6"/>
+            <wp:docPr id="5" name="Picture 5"/>
             <wp:cNvGraphicFramePr>
               <a:graphicFrameLocks noChangeAspect="1"/>
             </wp:cNvGraphicFramePr>
@@ -2451,7 +2784,7 @@
                     <pic:cNvPicPr/>
                   </pic:nvPicPr>
                   <pic:blipFill>
-                    <a:blip r:embed="rId14"/>
+                    <a:blip r:embed="rId13"/>
                     <a:stretch>
                       <a:fillRect/>
                     </a:stretch>
@@ -2480,7 +2813,7 @@
           <w:i/>
           <w:sz w:val="18"/>
         </w:rPr>
-        <w:t>Figura 6. Salario nominal vs real y brecha por registro.</w:t>
+        <w:t>Figura 5. Salario nominal vs real y brecha por registro.</w:t>
       </w:r>
     </w:p>
     <w:p>
@@ -2490,18 +2823,18 @@
           <w:i w:val="0"/>
           <w:sz w:val="22"/>
         </w:rPr>
-        <w:t>El número nominal creció diez veces, pero casi todo fue inflación: en pesos reales el poder de compra se mantuvo estancado. La brecha promedio entre lo nominal y lo real es del −62%.</w:t>
+        <w:t>El número nominal creció diez veces, pero casi todo fue inflación: en pesos reales el poder de compra se mantuvo estancado (brecha −62%). En lo regional, CABA y las grandes empresas pagan más, y el stack backend (Go/Rust) concentra el premium. Contra la creencia general, cobrar en dólares no dio más estabilidad: el dólar protege de la inflación pero expone a la apreciación real del peso —fue escudo en 2022–2023 y lastre en 2024–2026—.</w:t>
       </w:r>
     </w:p>
     <w:p>
-      <w:pPr>
-        <w:pStyle w:val="Heading2"/>
-      </w:pPr>
       <w:r>
         <w:rPr>
-          <w:color w:val="028090"/>
+          <w:b/>
+          <w:i w:val="0"/>
+          <w:color w:val="333333"/>
+          <w:sz w:val="22"/>
         </w:rPr>
-        <w:t>9.2 Dolarización: el hallazgo contraintuitivo (H6)</w:t>
+        <w:t>Evolución del poder de compra en el tiempo</w:t>
       </w:r>
     </w:p>
     <w:p>
@@ -2511,8 +2844,8 @@
       <w:r>
         <w:drawing>
           <wp:inline xmlns:a="http://schemas.openxmlformats.org/drawingml/2006/main" xmlns:pic="http://schemas.openxmlformats.org/drawingml/2006/picture">
-            <wp:extent cx="5486400" cy="3961010"/>
-            <wp:docPr id="7" name="Picture 7"/>
+            <wp:extent cx="5486400" cy="2518030"/>
+            <wp:docPr id="6" name="Picture 6"/>
             <wp:cNvGraphicFramePr>
               <a:graphicFrameLocks noChangeAspect="1"/>
             </wp:cNvGraphicFramePr>
@@ -2520,11 +2853,11 @@
               <a:graphicData uri="http://schemas.openxmlformats.org/drawingml/2006/picture">
                 <pic:pic>
                   <pic:nvPicPr>
-                    <pic:cNvPr id="0" name="eda_07_dolarizacion.png"/>
+                    <pic:cNvPr id="0" name="evolucion_indices.png"/>
                     <pic:cNvPicPr/>
                   </pic:nvPicPr>
                   <pic:blipFill>
-                    <a:blip r:embed="rId15"/>
+                    <a:blip r:embed="rId14"/>
                     <a:stretch>
                       <a:fillRect/>
                     </a:stretch>
@@ -2532,7 +2865,7 @@
                   <pic:spPr>
                     <a:xfrm>
                       <a:off x="0" y="0"/>
-                      <a:ext cx="5486400" cy="3961010"/>
+                      <a:ext cx="5486400" cy="2518030"/>
                     </a:xfrm>
                     <a:prstGeom prst="rect"/>
                   </pic:spPr>
@@ -2553,7 +2886,7 @@
           <w:i/>
           <w:sz w:val="18"/>
         </w:rPr>
-        <w:t>Figura 7. Dolarización del sector.</w:t>
+        <w:t>Figura 6. Salario medido en distintas varas (base 2022.2 = 100).</w:t>
       </w:r>
     </w:p>
     <w:p>
@@ -2563,18 +2896,70 @@
           <w:i w:val="0"/>
           <w:sz w:val="22"/>
         </w:rPr>
-        <w:t>Contra la creencia general, cobrar en dólares no dio más estabilidad en el período: la volatilidad real de esos salarios fue mayor (coeficiente de variación 0,23 vs 0,14) y el premium real fue prácticamente nulo. El dólar protege de la inflación, pero expone a la apreciación real del peso: fue un escudo en 2022–2023 y un lastre en 2024–2026.</w:t>
+        <w:t>Medido en distintas «varas» (base 2022.2 = 100), el poder de compra del salario tocó un pico en enero 2024 tras la devaluación —el ratio contra el salario formal (RIPTE) saltó a 169, es decir, los profesionales tech se despegaron del resto del mercado— y se recuperó hacia 2025.2. Medido en canastas básicas quedó más apretado. El Big Mac se descartó de esta comparación por ser un dato anual desactualizado que distorsiona la serie.</w:t>
+      </w:r>
+    </w:p>
+    <w:p>
+      <w:r>
+        <w:rPr>
+          <w:b/>
+          <w:i w:val="0"/>
+          <w:color w:val="333333"/>
+          <w:sz w:val="22"/>
+        </w:rPr>
+        <w:t>Comparativa internacional (Stack Overflow)</w:t>
       </w:r>
     </w:p>
     <w:p>
       <w:pPr>
-        <w:pStyle w:val="Heading1"/>
+        <w:jc w:val="center"/>
+      </w:pPr>
+      <w:r>
+        <w:drawing>
+          <wp:inline xmlns:a="http://schemas.openxmlformats.org/drawingml/2006/main" xmlns:pic="http://schemas.openxmlformats.org/drawingml/2006/picture">
+            <wp:extent cx="5486400" cy="2654791"/>
+            <wp:docPr id="7" name="Picture 7"/>
+            <wp:cNvGraphicFramePr>
+              <a:graphicFrameLocks noChangeAspect="1"/>
+            </wp:cNvGraphicFramePr>
+            <a:graphic>
+              <a:graphicData uri="http://schemas.openxmlformats.org/drawingml/2006/picture">
+                <pic:pic>
+                  <pic:nvPicPr>
+                    <pic:cNvPr id="0" name="comparacion_mundo.png"/>
+                    <pic:cNvPicPr/>
+                  </pic:nvPicPr>
+                  <pic:blipFill>
+                    <a:blip r:embed="rId15"/>
+                    <a:stretch>
+                      <a:fillRect/>
+                    </a:stretch>
+                  </pic:blipFill>
+                  <pic:spPr>
+                    <a:xfrm>
+                      <a:off x="0" y="0"/>
+                      <a:ext cx="5486400" cy="2654791"/>
+                    </a:xfrm>
+                    <a:prstGeom prst="rect"/>
+                  </pic:spPr>
+                </pic:pic>
+              </a:graphicData>
+            </a:graphic>
+          </wp:inline>
+        </w:drawing>
+      </w:r>
+    </w:p>
+    <w:p>
+      <w:pPr>
+        <w:jc w:val="center"/>
       </w:pPr>
       <w:r>
         <w:rPr>
-          <w:color w:val="162A4A"/>
+          <w:b w:val="0"/>
+          <w:i/>
+          <w:sz w:val="18"/>
         </w:rPr>
-        <w:t>10. La herramienta (aplicación web)</w:t>
+        <w:t>Figura 7. Salario mediano de developers por país (USD/mes).</w:t>
       </w:r>
     </w:p>
     <w:p>
@@ -2584,23 +2969,18 @@
           <w:i w:val="0"/>
           <w:sz w:val="22"/>
         </w:rPr>
-        <w:t>Los resultados se entregan en una app interactiva (Streamlit) con tres secciones: un estimador de salario (Random Forest), un EDA navegable y la segmentación de mercado. Se publican dos versiones:</w:t>
+        <w:t>Según la encuesta global de Stack Overflow, el developer argentino gana una mediana de USD 3.333 mensuales: por encima de Brasil, Ucrania e India, pero muy por debajo de Europa y de EE.UU. (USD 12.500). La medición de Sysarmy es más conservadora (USD 2.264) porque Stack Overflow capta perfiles más internacionales y senior. Replicar el modelo predictivo a nivel internacional es una línea de trabajo futura: exigiría rehacer el feature engineering, incorporar el país como variable dominante y ajustar por poder adquisitivo entre países.</w:t>
       </w:r>
     </w:p>
     <w:p>
       <w:pPr>
-        <w:pStyle w:val="ListBullet"/>
+        <w:pStyle w:val="Heading1"/>
       </w:pPr>
       <w:r>
-        <w:t>Español / pesos reales — se ejecuta con: streamlit run app/main.py</w:t>
-      </w:r>
-    </w:p>
-    <w:p>
-      <w:pPr>
-        <w:pStyle w:val="ListBullet"/>
-      </w:pPr>
-      <w:r>
-        <w:t>Inglés / dólares reales — se ejecuta con: streamlit run app_en/main.py</w:t>
+        <w:rPr>
+          <w:color w:val="0A0A0A"/>
+        </w:rPr>
+        <w:t>11. La herramienta (aplicación web)</w:t>
       </w:r>
     </w:p>
     <w:p>
@@ -2610,7 +2990,23 @@
           <w:i w:val="0"/>
           <w:sz w:val="22"/>
         </w:rPr>
-        <w:t>El estimador devuelve, además del salario estimado, su posición frente al mercado (cuartiles) y la mediana de profesionales con el mismo rol y provincia.</w:t>
+        <w:t>Los resultados se entregan en una app Streamlit con tres secciones: un estimador de salario (Random Forest), un EDA navegable y la segmentación de mercado. Dos versiones:</w:t>
+      </w:r>
+    </w:p>
+    <w:p>
+      <w:pPr>
+        <w:pStyle w:val="ListBullet"/>
+      </w:pPr>
+      <w:r>
+        <w:t>Español / pesos reales — streamlit run app/main.py</w:t>
+      </w:r>
+    </w:p>
+    <w:p>
+      <w:pPr>
+        <w:pStyle w:val="ListBullet"/>
+      </w:pPr>
+      <w:r>
+        <w:t>Inglés / dólares reales — streamlit run app_en/main.py</w:t>
       </w:r>
     </w:p>
     <w:p>
@@ -2619,9 +3015,9 @@
       </w:pPr>
       <w:r>
         <w:rPr>
-          <w:color w:val="162A4A"/>
+          <w:color w:val="0A0A0A"/>
         </w:rPr>
-        <w:t>11. Conclusiones</w:t>
+        <w:t>12. Conclusiones</w:t>
       </w:r>
     </w:p>
     <w:p>
@@ -2639,7 +3035,7 @@
         <w:pStyle w:val="ListBullet"/>
       </w:pPr>
       <w:r>
-        <w:t>El perfil explica ~30% del sueldo; la experiencia y el rol de liderazgo son lo decisivo.</w:t>
+        <w:t>El perfil explica ~30% del sueldo; experiencia y rol de liderazgo son lo decisivo.</w:t>
       </w:r>
     </w:p>
     <w:p>
@@ -2647,7 +3043,7 @@
         <w:pStyle w:val="ListBullet"/>
       </w:pPr>
       <w:r>
-        <w:t>El poder adquisitivo real quedó estancado pese a sueldos nominales 10× mayores.</w:t>
+        <w:t>El poder adquisitivo real quedó estancado pese a nominales 10× mayores.</w:t>
       </w:r>
     </w:p>
     <w:p>
@@ -2663,7 +3059,7 @@
         <w:pStyle w:val="ListBullet"/>
       </w:pPr>
       <w:r>
-        <w:t>CABA, las grandes empresas y el stack backend (Go/Rust) concentran los mejores sueldos.</w:t>
+        <w:t>CABA, las grandes empresas y el stack backend concentran los mejores sueldos.</w:t>
       </w:r>
     </w:p>
     <w:p>
@@ -2681,7 +3077,7 @@
         <w:pStyle w:val="ListBullet"/>
       </w:pPr>
       <w:r>
-        <w:t>Benchmarking salarial objetivo y segmentado por arquetipo de profesional.</w:t>
+        <w:t>Benchmarking salarial objetivo y segmentado por arquetipo.</w:t>
       </w:r>
     </w:p>
     <w:p>
@@ -2711,7 +3107,7 @@
       </w:pPr>
       <w:r>
         <w:rPr>
-          <w:color w:val="162A4A"/>
+          <w:color w:val="0A0A0A"/>
         </w:rPr>
         <w:t>Anexo — Guion de defensa oral</w:t>
       </w:r>
@@ -2727,7 +3123,21 @@
         <w:t xml:space="preserve">Portada: </w:t>
       </w:r>
       <w:r>
-        <w:t>Presentarse y enunciar el tema: predecir y explicar salarios tech reales.</w:t>
+        <w:t>Presentarse y enunciar el tema.</w:t>
+      </w:r>
+    </w:p>
+    <w:p>
+      <w:pPr>
+        <w:pStyle w:val="ListNumber"/>
+      </w:pPr>
+      <w:r>
+        <w:rPr>
+          <w:b/>
+        </w:rPr>
+        <w:t xml:space="preserve">Equipo y estrategia: </w:t>
+      </w:r>
+      <w:r>
+        <w:t>Roles del grupo y metodología (CRISP-DM).</w:t>
       </w:r>
     </w:p>
     <w:p>
@@ -2741,7 +3151,7 @@
         <w:t xml:space="preserve">Dominio: </w:t>
       </w:r>
       <w:r>
-        <w:t>Plantear el problema: info fragmentada y no comparable por la inflación. Enunciar la hipótesis central.</w:t>
+        <w:t>El problema: info fragmentada y no comparable. Hipótesis central.</w:t>
       </w:r>
     </w:p>
     <w:p>
@@ -2752,10 +3162,38 @@
         <w:rPr>
           <w:b/>
         </w:rPr>
-        <w:t xml:space="preserve">Propuesta: </w:t>
+        <w:t xml:space="preserve">Hipótesis: </w:t>
       </w:r>
       <w:r>
-        <w:t>Qué construimos (pipeline + modelos + app) y para qué le sirve a la gerencia.</w:t>
+        <w:t>Enunciar H1–H7.</w:t>
+      </w:r>
+    </w:p>
+    <w:p>
+      <w:pPr>
+        <w:pStyle w:val="ListNumber"/>
+      </w:pPr>
+      <w:r>
+        <w:rPr>
+          <w:b/>
+        </w:rPr>
+        <w:t xml:space="preserve">Propuesta y valor: </w:t>
+      </w:r>
+      <w:r>
+        <w:t>Qué construimos y para qué le sirve a la gerencia.</w:t>
+      </w:r>
+    </w:p>
+    <w:p>
+      <w:pPr>
+        <w:pStyle w:val="ListNumber"/>
+      </w:pPr>
+      <w:r>
+        <w:rPr>
+          <w:b/>
+        </w:rPr>
+        <w:t xml:space="preserve">Fuentes: </w:t>
+      </w:r>
+      <w:r>
+        <w:t>Las 9 fuentes integradas.</w:t>
       </w:r>
     </w:p>
     <w:p>
@@ -2769,7 +3207,35 @@
         <w:t xml:space="preserve">Pipeline: </w:t>
       </w:r>
       <w:r>
-        <w:t>Recorrer el flujo de 4 pasos y nombrar las 9 fuentes.</w:t>
+        <w:t>El flujo de 4 pasos.</w:t>
+      </w:r>
+    </w:p>
+    <w:p>
+      <w:pPr>
+        <w:pStyle w:val="ListNumber"/>
+      </w:pPr>
+      <w:r>
+        <w:rPr>
+          <w:b/>
+        </w:rPr>
+        <w:t xml:space="preserve">Limpieza: </w:t>
+      </w:r>
+      <w:r>
+        <w:t>Foco: armonización, faltantes, moneda nativa, outliers.</w:t>
+      </w:r>
+    </w:p>
+    <w:p>
+      <w:pPr>
+        <w:pStyle w:val="ListNumber"/>
+      </w:pPr>
+      <w:r>
+        <w:rPr>
+          <w:b/>
+        </w:rPr>
+        <w:t xml:space="preserve">Feature engineering: </w:t>
+      </w:r>
+      <w:r>
+        <w:t>Foco: multi-hot, agrupaciones, target real, anti-leakage.</w:t>
       </w:r>
     </w:p>
     <w:p>
@@ -2783,7 +3249,7 @@
         <w:t xml:space="preserve">EDA distribución: </w:t>
       </w:r>
       <w:r>
-        <w:t>Mostrar que trabajamos en moneda real; dar la mediana ($3,19 M / USD 2.264).</w:t>
+        <w:t>Trabajamos en moneda real; mediana $3,19M / USD 2.264.</w:t>
       </w:r>
     </w:p>
     <w:p>
@@ -2797,7 +3263,7 @@
         <w:t xml:space="preserve">EDA seniority/geo: </w:t>
       </w:r>
       <w:r>
-        <w:t>H1 y H4: seniority casi sin solape; CABA +24%, remoto +43% USD.</w:t>
+        <w:t>H1 y H4.</w:t>
       </w:r>
     </w:p>
     <w:p>
@@ -2811,7 +3277,7 @@
         <w:t xml:space="preserve">EDA tecnologías: </w:t>
       </w:r>
       <w:r>
-        <w:t>H3: el premium lo da el stack (Go/Rust), no la cantidad.</w:t>
+        <w:t>H3: premium por stack.</w:t>
       </w:r>
     </w:p>
     <w:p>
@@ -2822,10 +3288,10 @@
         <w:rPr>
           <w:b/>
         </w:rPr>
-        <w:t xml:space="preserve">Clustering: </w:t>
+        <w:t xml:space="preserve">Dispersión / ejes: </w:t>
       </w:r>
       <w:r>
-        <w:t>Explicar K-Means (no supervisado) y los ejes del PCA; presentar los 4 arquetipos.</w:t>
+        <w:t>K-Means y la lectura del PCA; 4 arquetipos.</w:t>
       </w:r>
     </w:p>
     <w:p>
@@ -2836,10 +3302,10 @@
         <w:rPr>
           <w:b/>
         </w:rPr>
-        <w:t xml:space="preserve">Modelos RF: </w:t>
+        <w:t xml:space="preserve">Variable target: </w:t>
       </w:r>
       <w:r>
-        <w:t>5 modelos comparados; gana Random Forest; variables top.</w:t>
+        <w:t>Salario real, no nominal; dos unidades.</w:t>
       </w:r>
     </w:p>
     <w:p>
@@ -2850,10 +3316,24 @@
         <w:rPr>
           <w:b/>
         </w:rPr>
-        <w:t xml:space="preserve">Desempeño: </w:t>
+        <w:t xml:space="preserve">Comparación de modelos: </w:t>
       </w:r>
       <w:r>
-        <w:t>R²≈0,30 (honesto), validación temporal; por qué el techo es ~0,30.</w:t>
+        <w:t>5 técnicas; gana RF.</w:t>
+      </w:r>
+    </w:p>
+    <w:p>
+      <w:pPr>
+        <w:pStyle w:val="ListNumber"/>
+      </w:pPr>
+      <w:r>
+        <w:rPr>
+          <w:b/>
+        </w:rPr>
+        <w:t xml:space="preserve">Por qué RF: </w:t>
+      </w:r>
+      <w:r>
+        <w:t>Las 5 razones.</w:t>
       </w:r>
     </w:p>
     <w:p>
@@ -2867,7 +3347,7 @@
         <w:t xml:space="preserve">Dificultades: </w:t>
       </w:r>
       <w:r>
-        <w:t>Lucirse: armonización, ajuste por moneda nativa, split temporal, seniority.</w:t>
+        <w:t>Lucirse con las decisiones metodológicas.</w:t>
       </w:r>
     </w:p>
     <w:p>
@@ -2878,38 +3358,10 @@
         <w:rPr>
           <w:b/>
         </w:rPr>
-        <w:t xml:space="preserve">Hipótesis: </w:t>
+        <w:t xml:space="preserve">Resultados: </w:t>
       </w:r>
       <w:r>
-        <w:t>Repasar H1–H7 y destacar la H6 refutada.</w:t>
-      </w:r>
-    </w:p>
-    <w:p>
-      <w:pPr>
-        <w:pStyle w:val="ListNumber"/>
-      </w:pPr>
-      <w:r>
-        <w:rPr>
-          <w:b/>
-        </w:rPr>
-        <w:t xml:space="preserve">Inflación: </w:t>
-      </w:r>
-      <w:r>
-        <w:t>H5: el número nominal engaña (−62%).</w:t>
-      </w:r>
-    </w:p>
-    <w:p>
-      <w:pPr>
-        <w:pStyle w:val="ListNumber"/>
-      </w:pPr>
-      <w:r>
-        <w:rPr>
-          <w:b/>
-        </w:rPr>
-        <w:t xml:space="preserve">Dolarización: </w:t>
-      </w:r>
-      <w:r>
-        <w:t>El hallazgo contraintuitivo (H6): el dólar no dio estabilidad.</w:t>
+        <w:t>H1–H7, inflación (−62%), regional y dolarización (H6 refutada).</w:t>
       </w:r>
     </w:p>
     <w:p>
@@ -2923,7 +3375,7 @@
         <w:t xml:space="preserve">Demo: </w:t>
       </w:r>
       <w:r>
-        <w:t>Mostrar la app en vivo (estimador + segmentos).</w:t>
+        <w:t>Mostrar la app en vivo.</w:t>
       </w:r>
     </w:p>
     <w:p>
@@ -2937,7 +3389,7 @@
         <w:t xml:space="preserve">Conclusiones: </w:t>
       </w:r>
       <w:r>
-        <w:t>Cerrar con hallazgos y valor estratégico.</w:t>
+        <w:t>Hallazgos y valor estratégico.</w:t>
       </w:r>
     </w:p>
     <w:sectPr>

--- a/presentacion/Defensa_TPO.docx
+++ b/presentacion/Defensa_TPO.docx
@@ -1358,6 +1358,138 @@
       </w:r>
     </w:p>
     <w:p>
+      <w:r>
+        <w:rPr>
+          <w:b/>
+          <w:i w:val="0"/>
+          <w:color w:val="333333"/>
+          <w:sz w:val="22"/>
+        </w:rPr>
+        <w:t>Tratamiento de outliers</w:t>
+      </w:r>
+    </w:p>
+    <w:p>
+      <w:r>
+        <w:rPr>
+          <w:b w:val="0"/>
+          <w:i w:val="0"/>
+          <w:sz w:val="22"/>
+        </w:rPr>
+        <w:t>Los salarios extremos se marcaron con una bandera (columna es_outlier: por debajo del percentil 1 o por encima del 99 del salario real) pero NO se eliminaron: son 622 casos (2% del total). Durante la limpieza sólo se descartaron los errores de carga evidentes —valores fuera de 50 veces la mediana de su edición, típicamente un sueldo cargado en miles o en la moneda equivocada—. El modelo predictivo conserva los outliers, para no sesgar el aprendizaje eliminando salarios altos legítimos (un CTO o un perfil muy senior es un outlier válido); la bandera queda disponible por si se quisiera excluirlos en un análisis posterior.</w:t>
+      </w:r>
+    </w:p>
+    <w:p>
+      <w:r>
+        <w:rPr>
+          <w:b/>
+          <w:i w:val="0"/>
+          <w:color w:val="333333"/>
+          <w:sz w:val="22"/>
+        </w:rPr>
+        <w:t>Variables de alta cardinalidad: agrupación por frecuencia</w:t>
+      </w:r>
+    </w:p>
+    <w:p>
+      <w:r>
+        <w:rPr>
+          <w:b w:val="0"/>
+          <w:i w:val="0"/>
+          <w:sz w:val="22"/>
+        </w:rPr>
+        <w:t>El rol y las tecnologías son campos con muchísimos valores distintos (698 roles y 396 tecnologías únicas). Incluirlos todos generaría cientos de columnas con poquísimos casos cada una, que sólo agregan ruido y overfitting. La técnica aplicada:</w:t>
+      </w:r>
+    </w:p>
+    <w:p>
+      <w:pPr>
+        <w:pStyle w:val="ListBullet"/>
+      </w:pPr>
+      <w:r>
+        <w:rPr>
+          <w:b/>
+        </w:rPr>
+        <w:t xml:space="preserve">Roles — agrupación top-N: </w:t>
+      </w:r>
+      <w:r>
+        <w:t>se conservan los 15 roles más frecuentes y el resto se agrupa en la categoría «Otro». Los 15 principales ya cubren el 90% de los registros; los otros 683 roles suman apenas el 10%, con muy pocos casos cada uno.</w:t>
+      </w:r>
+    </w:p>
+    <w:p>
+      <w:pPr>
+        <w:pStyle w:val="ListBullet"/>
+      </w:pPr>
+      <w:r>
+        <w:rPr>
+          <w:b/>
+        </w:rPr>
+        <w:t xml:space="preserve">Tecnologías — multi-hot de los más frecuentes: </w:t>
+      </w:r>
+      <w:r>
+        <w:t>se crea una variable binaria sólo para las 20 tecnologías más mencionadas, que concentran el 97% de las menciones; las 376 restantes aportan el 3%.</w:t>
+      </w:r>
+    </w:p>
+    <w:p>
+      <w:r>
+        <w:rPr>
+          <w:b w:val="0"/>
+          <w:i w:val="0"/>
+          <w:sz w:val="22"/>
+        </w:rPr>
+        <w:t>Los valores que se agrupan no son relevantes porque son estadísticamente marginales: aparecen tan pocas veces que el modelo no podría aprender de ellos un patrón confiable, y en cambio incorporaría ruido. Agruparlos concentra la señal sin perder capacidad predictiva —de hecho, el R² se mantiene—. La curva de Pareto lo muestra con claridad: unos pocos roles/tecnologías concentran casi todo, y el resto es una cola larga.</w:t>
+      </w:r>
+    </w:p>
+    <w:p>
+      <w:pPr>
+        <w:jc w:val="center"/>
+      </w:pPr>
+      <w:r>
+        <w:drawing>
+          <wp:inline xmlns:a="http://schemas.openxmlformats.org/drawingml/2006/main" xmlns:pic="http://schemas.openxmlformats.org/drawingml/2006/picture">
+            <wp:extent cx="5669280" cy="2245639"/>
+            <wp:docPr id="1" name="Picture 1"/>
+            <wp:cNvGraphicFramePr>
+              <a:graphicFrameLocks noChangeAspect="1"/>
+            </wp:cNvGraphicFramePr>
+            <a:graphic>
+              <a:graphicData uri="http://schemas.openxmlformats.org/drawingml/2006/picture">
+                <pic:pic>
+                  <pic:nvPicPr>
+                    <pic:cNvPr id="0" name="cobertura_roles_techs.png"/>
+                    <pic:cNvPicPr/>
+                  </pic:nvPicPr>
+                  <pic:blipFill>
+                    <a:blip r:embed="rId9"/>
+                    <a:stretch>
+                      <a:fillRect/>
+                    </a:stretch>
+                  </pic:blipFill>
+                  <pic:spPr>
+                    <a:xfrm>
+                      <a:off x="0" y="0"/>
+                      <a:ext cx="5669280" cy="2245639"/>
+                    </a:xfrm>
+                    <a:prstGeom prst="rect"/>
+                  </pic:spPr>
+                </pic:pic>
+              </a:graphicData>
+            </a:graphic>
+          </wp:inline>
+        </w:drawing>
+      </w:r>
+    </w:p>
+    <w:p>
+      <w:pPr>
+        <w:jc w:val="center"/>
+      </w:pPr>
+      <w:r>
+        <w:rPr>
+          <w:b w:val="0"/>
+          <w:i/>
+          <w:sz w:val="18"/>
+        </w:rPr>
+        <w:t>Distribución de frecuencia de roles y tecnologías (Pareto): el top-N concentra la señal; la cola larga aporta poco.</w:t>
+      </w:r>
+    </w:p>
+    <w:p>
       <w:pPr>
         <w:pStyle w:val="Heading1"/>
       </w:pPr>
@@ -1386,7 +1518,7 @@
         <w:drawing>
           <wp:inline xmlns:a="http://schemas.openxmlformats.org/drawingml/2006/main" xmlns:pic="http://schemas.openxmlformats.org/drawingml/2006/picture">
             <wp:extent cx="5760720" cy="2065210"/>
-            <wp:docPr id="1" name="Picture 1"/>
+            <wp:docPr id="2" name="Picture 2"/>
             <wp:cNvGraphicFramePr>
               <a:graphicFrameLocks noChangeAspect="1"/>
             </wp:cNvGraphicFramePr>
@@ -1398,7 +1530,7 @@
                     <pic:cNvPicPr/>
                   </pic:nvPicPr>
                   <pic:blipFill>
-                    <a:blip r:embed="rId9"/>
+                    <a:blip r:embed="rId10"/>
                     <a:stretch>
                       <a:fillRect/>
                     </a:stretch>
@@ -1448,7 +1580,7 @@
         <w:drawing>
           <wp:inline xmlns:a="http://schemas.openxmlformats.org/drawingml/2006/main" xmlns:pic="http://schemas.openxmlformats.org/drawingml/2006/picture">
             <wp:extent cx="5486400" cy="3958159"/>
-            <wp:docPr id="2" name="Picture 2"/>
+            <wp:docPr id="3" name="Picture 3"/>
             <wp:cNvGraphicFramePr>
               <a:graphicFrameLocks noChangeAspect="1"/>
             </wp:cNvGraphicFramePr>
@@ -1460,7 +1592,7 @@
                     <pic:cNvPicPr/>
                   </pic:nvPicPr>
                   <pic:blipFill>
-                    <a:blip r:embed="rId10"/>
+                    <a:blip r:embed="rId11"/>
                     <a:stretch>
                       <a:fillRect/>
                     </a:stretch>
@@ -1908,7 +2040,7 @@
         <w:drawing>
           <wp:inline xmlns:a="http://schemas.openxmlformats.org/drawingml/2006/main" xmlns:pic="http://schemas.openxmlformats.org/drawingml/2006/picture">
             <wp:extent cx="5120640" cy="4076844"/>
-            <wp:docPr id="3" name="Picture 3"/>
+            <wp:docPr id="4" name="Picture 4"/>
             <wp:cNvGraphicFramePr>
               <a:graphicFrameLocks noChangeAspect="1"/>
             </wp:cNvGraphicFramePr>
@@ -1920,7 +2052,7 @@
                     <pic:cNvPicPr/>
                   </pic:nvPicPr>
                   <pic:blipFill>
-                    <a:blip r:embed="rId11"/>
+                    <a:blip r:embed="rId12"/>
                     <a:stretch>
                       <a:fillRect/>
                     </a:stretch>
@@ -1991,7 +2123,7 @@
         <w:drawing>
           <wp:inline xmlns:a="http://schemas.openxmlformats.org/drawingml/2006/main" xmlns:pic="http://schemas.openxmlformats.org/drawingml/2006/picture">
             <wp:extent cx="5760720" cy="2164931"/>
-            <wp:docPr id="4" name="Picture 4"/>
+            <wp:docPr id="5" name="Picture 5"/>
             <wp:cNvGraphicFramePr>
               <a:graphicFrameLocks noChangeAspect="1"/>
             </wp:cNvGraphicFramePr>
@@ -2003,7 +2135,7 @@
                     <pic:cNvPicPr/>
                   </pic:nvPicPr>
                   <pic:blipFill>
-                    <a:blip r:embed="rId12"/>
+                    <a:blip r:embed="rId13"/>
                     <a:stretch>
                       <a:fillRect/>
                     </a:stretch>
@@ -2772,7 +2904,7 @@
         <w:drawing>
           <wp:inline xmlns:a="http://schemas.openxmlformats.org/drawingml/2006/main" xmlns:pic="http://schemas.openxmlformats.org/drawingml/2006/picture">
             <wp:extent cx="5486400" cy="2450390"/>
-            <wp:docPr id="5" name="Picture 5"/>
+            <wp:docPr id="6" name="Picture 6"/>
             <wp:cNvGraphicFramePr>
               <a:graphicFrameLocks noChangeAspect="1"/>
             </wp:cNvGraphicFramePr>
@@ -2784,7 +2916,7 @@
                     <pic:cNvPicPr/>
                   </pic:nvPicPr>
                   <pic:blipFill>
-                    <a:blip r:embed="rId13"/>
+                    <a:blip r:embed="rId14"/>
                     <a:stretch>
                       <a:fillRect/>
                     </a:stretch>
@@ -2844,8 +2976,8 @@
       <w:r>
         <w:drawing>
           <wp:inline xmlns:a="http://schemas.openxmlformats.org/drawingml/2006/main" xmlns:pic="http://schemas.openxmlformats.org/drawingml/2006/picture">
-            <wp:extent cx="5486400" cy="2518030"/>
-            <wp:docPr id="6" name="Picture 6"/>
+            <wp:extent cx="5486400" cy="2516919"/>
+            <wp:docPr id="7" name="Picture 7"/>
             <wp:cNvGraphicFramePr>
               <a:graphicFrameLocks noChangeAspect="1"/>
             </wp:cNvGraphicFramePr>
@@ -2857,7 +2989,7 @@
                     <pic:cNvPicPr/>
                   </pic:nvPicPr>
                   <pic:blipFill>
-                    <a:blip r:embed="rId14"/>
+                    <a:blip r:embed="rId15"/>
                     <a:stretch>
                       <a:fillRect/>
                     </a:stretch>
@@ -2865,7 +2997,7 @@
                   <pic:spPr>
                     <a:xfrm>
                       <a:off x="0" y="0"/>
-                      <a:ext cx="5486400" cy="2518030"/>
+                      <a:ext cx="5486400" cy="2516919"/>
                     </a:xfrm>
                     <a:prstGeom prst="rect"/>
                   </pic:spPr>
@@ -2918,7 +3050,7 @@
         <w:drawing>
           <wp:inline xmlns:a="http://schemas.openxmlformats.org/drawingml/2006/main" xmlns:pic="http://schemas.openxmlformats.org/drawingml/2006/picture">
             <wp:extent cx="5486400" cy="2654791"/>
-            <wp:docPr id="7" name="Picture 7"/>
+            <wp:docPr id="8" name="Picture 8"/>
             <wp:cNvGraphicFramePr>
               <a:graphicFrameLocks noChangeAspect="1"/>
             </wp:cNvGraphicFramePr>
@@ -2930,7 +3062,7 @@
                     <pic:cNvPicPr/>
                   </pic:nvPicPr>
                   <pic:blipFill>
-                    <a:blip r:embed="rId15"/>
+                    <a:blip r:embed="rId16"/>
                     <a:stretch>
                       <a:fillRect/>
                     </a:stretch>

--- a/presentacion/Defensa_TPO.docx
+++ b/presentacion/Defensa_TPO.docx
@@ -2253,7 +2253,65 @@
               <w:rPr>
                 <w:sz w:val="20"/>
               </w:rPr>
-              <w:t>Exportador joven</w:t>
+              <w:t>Junior remoto</w:t>
+            </w:r>
+          </w:p>
+        </w:tc>
+        <w:tc>
+          <w:tcPr>
+            <w:tcW w:type="dxa" w:w="2160"/>
+          </w:tcPr>
+          <w:p>
+            <w:r/>
+            <w:r>
+              <w:rPr>
+                <w:sz w:val="20"/>
+              </w:rPr>
+              <w:t>49%</w:t>
+            </w:r>
+          </w:p>
+        </w:tc>
+        <w:tc>
+          <w:tcPr>
+            <w:tcW w:type="dxa" w:w="2160"/>
+          </w:tcPr>
+          <w:p>
+            <w:r/>
+            <w:r>
+              <w:rPr>
+                <w:sz w:val="20"/>
+              </w:rPr>
+              <w:t>28–29 años, 3 exp, remoto, en pesos</w:t>
+            </w:r>
+          </w:p>
+        </w:tc>
+        <w:tc>
+          <w:tcPr>
+            <w:tcW w:type="dxa" w:w="2160"/>
+          </w:tcPr>
+          <w:p>
+            <w:r/>
+            <w:r>
+              <w:rPr>
+                <w:sz w:val="20"/>
+              </w:rPr>
+              <w:t>$2,75 M</w:t>
+            </w:r>
+          </w:p>
+        </w:tc>
+      </w:tr>
+      <w:tr>
+        <w:tc>
+          <w:tcPr>
+            <w:tcW w:type="dxa" w:w="2160"/>
+          </w:tcPr>
+          <w:p>
+            <w:r/>
+            <w:r>
+              <w:rPr>
+                <w:sz w:val="20"/>
+              </w:rPr>
+              <w:t>Semi-senior dolarizado</w:t>
             </w:r>
           </w:p>
         </w:tc>
@@ -2281,7 +2339,7 @@
               <w:rPr>
                 <w:sz w:val="20"/>
               </w:rPr>
-              <w:t>31 años, 5 exp, 100% USD, remoto</w:t>
+              <w:t>31 años, 5 exp, 100% en USD</w:t>
             </w:r>
           </w:p>
         </w:tc>
@@ -2311,7 +2369,7 @@
               <w:rPr>
                 <w:sz w:val="20"/>
               </w:rPr>
-              <w:t>Senior / Líder</w:t>
+              <w:t>Senior remoto</w:t>
             </w:r>
           </w:p>
         </w:tc>
@@ -2339,7 +2397,7 @@
               <w:rPr>
                 <w:sz w:val="20"/>
               </w:rPr>
-              <w:t>42 años, 15 exp, managers</w:t>
+              <w:t>~40 años, 15 exp, remoto</w:t>
             </w:r>
           </w:p>
         </w:tc>
@@ -2369,65 +2427,7 @@
               <w:rPr>
                 <w:sz w:val="20"/>
               </w:rPr>
-              <w:t>Dev local junior</w:t>
-            </w:r>
-          </w:p>
-        </w:tc>
-        <w:tc>
-          <w:tcPr>
-            <w:tcW w:type="dxa" w:w="2160"/>
-          </w:tcPr>
-          <w:p>
-            <w:r/>
-            <w:r>
-              <w:rPr>
-                <w:sz w:val="20"/>
-              </w:rPr>
-              <w:t>49%</w:t>
-            </w:r>
-          </w:p>
-        </w:tc>
-        <w:tc>
-          <w:tcPr>
-            <w:tcW w:type="dxa" w:w="2160"/>
-          </w:tcPr>
-          <w:p>
-            <w:r/>
-            <w:r>
-              <w:rPr>
-                <w:sz w:val="20"/>
-              </w:rPr>
-              <w:t>30 años, 3 exp, cobra en pesos</w:t>
-            </w:r>
-          </w:p>
-        </w:tc>
-        <w:tc>
-          <w:tcPr>
-            <w:tcW w:type="dxa" w:w="2160"/>
-          </w:tcPr>
-          <w:p>
-            <w:r/>
-            <w:r>
-              <w:rPr>
-                <w:sz w:val="20"/>
-              </w:rPr>
-              <w:t>$2,76 M</w:t>
-            </w:r>
-          </w:p>
-        </w:tc>
-      </w:tr>
-      <w:tr>
-        <w:tc>
-          <w:tcPr>
-            <w:tcW w:type="dxa" w:w="2160"/>
-          </w:tcPr>
-          <w:p>
-            <w:r/>
-            <w:r>
-              <w:rPr>
-                <w:sz w:val="20"/>
-              </w:rPr>
-              <w:t>Corporativo senior</w:t>
+              <w:t>Senior +15 corporativo estable</w:t>
             </w:r>
           </w:p>
         </w:tc>
@@ -2455,7 +2455,7 @@
               <w:rPr>
                 <w:sz w:val="20"/>
               </w:rPr>
-              <w:t>44 años, 18 exp, empresas grandes</w:t>
+              <w:t>45 años, 18 exp, 14 años en la empresa</w:t>
             </w:r>
           </w:p>
         </w:tc>
@@ -2469,7 +2469,7 @@
               <w:rPr>
                 <w:sz w:val="20"/>
               </w:rPr>
-              <w:t>$3,98 M</w:t>
+              <w:t>$4,01 M</w:t>
             </w:r>
           </w:p>
         </w:tc>

--- a/presentacion/Defensa_TPO.docx
+++ b/presentacion/Defensa_TPO.docx
@@ -1386,7 +1386,7 @@
           <w:color w:val="333333"/>
           <w:sz w:val="22"/>
         </w:rPr>
-        <w:t>Variables de alta cardinalidad: agrupación por frecuencia</w:t>
+        <w:t>Roles de alta cardinalidad y tecnologías</w:t>
       </w:r>
     </w:p>
     <w:p>
@@ -1396,7 +1396,7 @@
           <w:i w:val="0"/>
           <w:sz w:val="22"/>
         </w:rPr>
-        <w:t>El rol y las tecnologías son campos con muchísimos valores distintos (698 roles y 396 tecnologías únicas). Incluirlos todos generaría cientos de columnas con poquísimos casos cada una, que sólo agregan ruido y overfitting. La técnica aplicada:</w:t>
+        <w:t>El rol y las tecnologías son campos con muchísimos valores distintos (698 roles y 396 tecnologías únicas). Se trataron con dos decisiones distintas:</w:t>
       </w:r>
     </w:p>
     <w:p>
@@ -1410,7 +1410,7 @@
         <w:t xml:space="preserve">Roles — agrupación top-N: </w:t>
       </w:r>
       <w:r>
-        <w:t>se conservan los 15 roles más frecuentes y el resto se agrupa en la categoría «Otro». Los 15 principales ya cubren el 90% de los registros; los otros 683 roles suman apenas el 10%, con muy pocos casos cada uno.</w:t>
+        <w:t>se conservan los 15 roles más frecuentes y el resto se agrupa en «Otro». Los 15 principales ya cubren el 90% de los registros; los otros 683 suman apenas el 10%, con muy pocos casos cada uno.</w:t>
       </w:r>
     </w:p>
     <w:p>
@@ -1421,10 +1421,10 @@
         <w:rPr>
           <w:b/>
         </w:rPr>
-        <w:t xml:space="preserve">Tecnologías — multi-hot de los más frecuentes: </w:t>
+        <w:t xml:space="preserve">Tecnologías — EXCLUIDAS del modelo: </w:t>
       </w:r>
       <w:r>
-        <w:t>se crea una variable binaria sólo para las 20 tecnologías más mencionadas, que concentran el 97% de las menciones; las 376 restantes aportan el 3%.</w:t>
+        <w:t>como features individuales generaban ruido y extrapolación en perfiles atípicos (poner «Go» en un helpdesk inflaba la predicción hacia una combinación que no existe en los datos), y su premium es en realidad un proxy del contexto laboral (backend/infra, empresas dolarizadas), no un efecto del lenguaje. Quitarlas casi no afecta el desempeño (el R² baja de 0,30 a 0,27) y da un modelo más robusto. El análisis descriptivo de tecnologías se conserva en el EDA (hipótesis H3).</w:t>
       </w:r>
     </w:p>
     <w:p>
@@ -1434,7 +1434,7 @@
           <w:i w:val="0"/>
           <w:sz w:val="22"/>
         </w:rPr>
-        <w:t>Los valores que se agrupan no son relevantes porque son estadísticamente marginales: aparecen tan pocas veces que el modelo no podría aprender de ellos un patrón confiable, y en cambio incorporaría ruido. Agruparlos concentra la señal sin perder capacidad predictiva —de hecho, el R² se mantiene—. La curva de Pareto lo muestra con claridad: unos pocos roles/tecnologías concentran casi todo, y el resto es una cola larga.</w:t>
+        <w:t>Agrupar los roles concentra la señal sin perder capacidad predictiva. La curva de Pareto lo muestra: unos pocos roles/tecnologías concentran casi todo, y el resto es una cola larga.</w:t>
       </w:r>
     </w:p>
     <w:p>
@@ -1803,7 +1803,7 @@
               <w:rPr>
                 <w:sz w:val="20"/>
               </w:rPr>
-              <w:t>0.24</w:t>
+              <w:t>0.22</w:t>
             </w:r>
           </w:p>
         </w:tc>
@@ -1817,7 +1817,7 @@
               <w:rPr>
                 <w:sz w:val="20"/>
               </w:rPr>
-              <w:t>$2,05 M</w:t>
+              <w:t>$2,07 M</w:t>
             </w:r>
           </w:p>
         </w:tc>
@@ -1861,7 +1861,7 @@
               <w:rPr>
                 <w:sz w:val="20"/>
               </w:rPr>
-              <w:t>0.29</w:t>
+              <w:t>0.28</w:t>
             </w:r>
           </w:p>
         </w:tc>
@@ -1875,7 +1875,7 @@
               <w:rPr>
                 <w:sz w:val="20"/>
               </w:rPr>
-              <w:t>$1,98 M</w:t>
+              <w:t>$1,99 M</w:t>
             </w:r>
           </w:p>
         </w:tc>
@@ -1919,7 +1919,7 @@
               <w:rPr>
                 <w:sz w:val="20"/>
               </w:rPr>
-              <w:t>0.22</w:t>
+              <w:t>0.20</w:t>
             </w:r>
           </w:p>
         </w:tc>
@@ -1933,7 +1933,7 @@
               <w:rPr>
                 <w:sz w:val="20"/>
               </w:rPr>
-              <w:t>$2,08 M</w:t>
+              <w:t>$2,10 M</w:t>
             </w:r>
           </w:p>
         </w:tc>
@@ -1977,7 +1977,7 @@
               <w:rPr>
                 <w:sz w:val="20"/>
               </w:rPr>
-              <w:t>0.30</w:t>
+              <w:t>0.27</w:t>
             </w:r>
           </w:p>
         </w:tc>
@@ -1991,7 +1991,7 @@
               <w:rPr>
                 <w:sz w:val="20"/>
               </w:rPr>
-              <w:t>$1,97 M</w:t>
+              <w:t>$2,00 M</w:t>
             </w:r>
           </w:p>
         </w:tc>
@@ -2029,7 +2029,7 @@
           <w:i w:val="0"/>
           <w:sz w:val="22"/>
         </w:rPr>
-        <w:t>Se eligió por cinco razones: (1) mejor desempeño en test (R²≈0,30; MAE $1,42 M); (2) captura no linealidades e interacciones sin ingeniería manual —por ejemplo, el rendimiento decreciente de la experiencia—; (3) es robusto a outliers y a la mezcla de escalas, y no requiere estandarización; (4) regularizado (profundidad máxima y mínimo de hojas) no presenta overfitting (train ≈ test); y (5) entrega la importancia de cada variable, aportando interpretabilidad para la lectura de negocio. Frente a los modelos lineales (que no capturan interacciones) y al árbol único (inestable y propenso a overfitting), el bosque ofrece el mejor balance entre precisión, robustez e interpretabilidad.</w:t>
+        <w:t>El Random Forest y la regresión polinómica empatan en test (R²≈0,27–0,28). Se eligió el Random Forest por cuatro razones: (1) captura no linealidades e interacciones sin ingeniería manual —por ejemplo, el rendimiento decreciente de la experiencia—; (2) es robusto a outliers y a la mezcla de escalas, y no requiere estandarización; (3) regularizado no presenta overfitting (train ≈ test); y (4) entrega la importancia de cada variable, aportando interpretabilidad para la lectura de negocio. Frente a los lineales (que no capturan interacciones) y al árbol único (inestable), el bosque ofrece el mejor balance entre robustez e interpretabilidad.</w:t>
       </w:r>
     </w:p>
     <w:p>
@@ -2091,7 +2091,7 @@
           <w:i w:val="0"/>
           <w:sz w:val="22"/>
         </w:rPr>
-        <w:t>Las variables más predictivas son la experiencia, la edad, el uso de Go, el rol de liderazgo y trabajar en CABA. El techo de ~0,30 es esperable y honesto: cerca de dos tercios de la variación dependen de factores no encuestados (empresa puntual, negociación). La validación temporal (R²=0,30) es muy cercana a la aleatoria (R²=0,33): el modelo generaliza bien al presente.</w:t>
+        <w:t>Las variables más predictivas son la experiencia, la edad, el rol de liderazgo, la provincia (CABA) y el tamaño de empresa. El techo de ~0,27 es esperable y honesto: cerca de dos tercios de la variación dependen de factores no encuestados (empresa puntual, negociación). La validación temporal (R²≈0,27) es muy cercana a la aleatoria (R²≈0,29): el modelo generaliza bien al presente.</w:t>
       </w:r>
     </w:p>
     <w:p>

--- a/presentacion/Defensa_TPO.docx
+++ b/presentacion/Defensa_TPO.docx
@@ -123,7 +123,7 @@
           <w:i/>
           <w:sz w:val="22"/>
         </w:rPr>
-        <w:t>Hallazgo central: el perfil explica alrededor del 30% de la variación salarial —la experiencia y el rol de liderazgo son dominantes—, el poder adquisitivo real quedó estancado pese a sueldos nominales diez veces mayores y, contra la intuición, cobrar en dólares no aportó mayor estabilidad en el período.</w:t>
+        <w:t>Hallazgo central: el perfil explica alrededor del 27% de la variación salarial —la experiencia y el rol de liderazgo son dominantes— y, contra la intuición, cobrar en dólares no aportó mayor estabilidad en el período.</w:t>
       </w:r>
     </w:p>
     <w:p>
@@ -475,7 +475,7 @@
           <w:i/>
           <w:sz w:val="22"/>
         </w:rPr>
-        <w:t>El sueldo real de un profesional tech está determinado por su perfil laboral (rol, seniority, experiencia, tecnologías) y su contexto geográfico (provincia, modalidad), una vez ajustado por el contexto macroeconómico (inflación, tipo de cambio real, competitividad).</w:t>
+        <w:t>El sueldo real de un profesional tech está determinado por su perfil laboral (rol, experiencia) y su contexto (provincia, modalidad, tamaño de empresa), una vez expresado en moneda constante para que las ediciones sean comparables entre sí.</w:t>
       </w:r>
     </w:p>
     <w:p>
@@ -677,7 +677,7 @@
               <w:rPr>
                 <w:sz w:val="20"/>
               </w:rPr>
-              <w:t>Un nominal más alto no implica mejor poder adquisitivo real.</w:t>
+              <w:t>Quienes cobran en dólares tienen poder de compra más estable.</w:t>
             </w:r>
           </w:p>
         </w:tc>
@@ -694,36 +694,6 @@
                 <w:sz w:val="20"/>
               </w:rPr>
               <w:t>H6</w:t>
-            </w:r>
-          </w:p>
-        </w:tc>
-        <w:tc>
-          <w:tcPr>
-            <w:tcW w:type="dxa" w:w="4320"/>
-          </w:tcPr>
-          <w:p>
-            <w:r/>
-            <w:r>
-              <w:rPr>
-                <w:sz w:val="20"/>
-              </w:rPr>
-              <w:t>Quienes cobran en dólares tienen poder de compra más estable.</w:t>
-            </w:r>
-          </w:p>
-        </w:tc>
-      </w:tr>
-      <w:tr>
-        <w:tc>
-          <w:tcPr>
-            <w:tcW w:type="dxa" w:w="4320"/>
-          </w:tcPr>
-          <w:p>
-            <w:r/>
-            <w:r>
-              <w:rPr>
-                <w:sz w:val="20"/>
-              </w:rPr>
-              <w:t>H7</w:t>
             </w:r>
           </w:p>
         </w:tc>
@@ -795,7 +765,7 @@
         <w:pStyle w:val="ListBullet"/>
       </w:pPr>
       <w:r>
-        <w:t>Lectura del impacto macro (inflación y dólar) sobre el costo del talento.</w:t>
+        <w:t>Lectura del impacto macro (dólar y tipo de cambio real) sobre el costo del talento.</w:t>
       </w:r>
     </w:p>
     <w:p>
@@ -1152,6 +1122,16 @@
       </w:tr>
     </w:tbl>
     <w:p>
+      <w:r>
+        <w:rPr>
+          <w:b w:val="0"/>
+          <w:i/>
+          <w:sz w:val="22"/>
+        </w:rPr>
+        <w:t>Reproducibilidad: los CSV crudos no viajan con el repositorio (el de Stack Overflow pesa 140 MB, por encima del límite de GitHub), pero cada fuente tiene un gemelo .parquet liviano versionado en data/raw/ (140 MB → 11 MB). El pipeline los usa automáticamente si el CSV no está, de modo que cualquier integrante reproduce todo el trabajo con un simple clon del repositorio.</w:t>
+      </w:r>
+    </w:p>
+    <w:p>
       <w:pPr>
         <w:pStyle w:val="Heading1"/>
       </w:pPr>
@@ -1271,10 +1251,10 @@
         <w:rPr>
           <w:b/>
         </w:rPr>
-        <w:t xml:space="preserve">Multi-hot de tecnologías (top 20): </w:t>
+        <w:t xml:space="preserve">Tecnologías — excluidas como features: </w:t>
       </w:r>
       <w:r>
-        <w:t>el campo es texto libre multivaluado («python, sql, java»). Se generó una variable binaria por tecnología frecuente. Justificación: permite que el modelo capte el premium de cada tecnología por separado; un campo de texto no es utilizable directamente.</w:t>
+        <w:t>el campo multivaluado se evaluó como multi-hot (top 20), pero se excluyó del modelo final porque su premium es un proxy del contexto y generaba ruido en perfiles atípicos (detalle en «Roles de alta cardinalidad y tecnologías»). El análisis descriptivo se conserva en el EDA.</w:t>
       </w:r>
     </w:p>
     <w:p>
@@ -2777,50 +2757,6 @@
               <w:rPr>
                 <w:sz w:val="20"/>
               </w:rPr>
-              <w:t>Confirmada</w:t>
-            </w:r>
-          </w:p>
-        </w:tc>
-        <w:tc>
-          <w:tcPr>
-            <w:tcW w:type="dxa" w:w="2880"/>
-          </w:tcPr>
-          <w:p>
-            <w:r/>
-            <w:r>
-              <w:rPr>
-                <w:sz w:val="20"/>
-              </w:rPr>
-              <w:t>Brecha nominal–real promedio de −62%.</w:t>
-            </w:r>
-          </w:p>
-        </w:tc>
-      </w:tr>
-      <w:tr>
-        <w:tc>
-          <w:tcPr>
-            <w:tcW w:type="dxa" w:w="2880"/>
-          </w:tcPr>
-          <w:p>
-            <w:r/>
-            <w:r>
-              <w:rPr>
-                <w:sz w:val="20"/>
-              </w:rPr>
-              <w:t>H6</w:t>
-            </w:r>
-          </w:p>
-        </w:tc>
-        <w:tc>
-          <w:tcPr>
-            <w:tcW w:type="dxa" w:w="2880"/>
-          </w:tcPr>
-          <w:p>
-            <w:r/>
-            <w:r>
-              <w:rPr>
-                <w:sz w:val="20"/>
-              </w:rPr>
               <w:t>Refutada</w:t>
             </w:r>
           </w:p>
@@ -2851,7 +2787,7 @@
               <w:rPr>
                 <w:sz w:val="20"/>
               </w:rPr>
-              <w:t>H7</w:t>
+              <w:t>H6</w:t>
             </w:r>
           </w:p>
         </w:tc>
@@ -2893,7 +2829,7 @@
           <w:color w:val="333333"/>
           <w:sz w:val="22"/>
         </w:rPr>
-        <w:t>Brechas salariales, inflación y comparativa regional</w:t>
+        <w:t>Brechas salariales y comparativa regional</w:t>
       </w:r>
     </w:p>
     <w:p>
@@ -2903,7 +2839,7 @@
       <w:r>
         <w:drawing>
           <wp:inline xmlns:a="http://schemas.openxmlformats.org/drawingml/2006/main" xmlns:pic="http://schemas.openxmlformats.org/drawingml/2006/picture">
-            <wp:extent cx="5486400" cy="2450390"/>
+            <wp:extent cx="5486400" cy="3965770"/>
             <wp:docPr id="6" name="Picture 6"/>
             <wp:cNvGraphicFramePr>
               <a:graphicFrameLocks noChangeAspect="1"/>
@@ -2912,7 +2848,7 @@
               <a:graphicData uri="http://schemas.openxmlformats.org/drawingml/2006/picture">
                 <pic:pic>
                   <pic:nvPicPr>
-                    <pic:cNvPr id="0" name="eda_06_poder_adquisitivo.png"/>
+                    <pic:cNvPr id="0" name="eda_05_geografia.png"/>
                     <pic:cNvPicPr/>
                   </pic:nvPicPr>
                   <pic:blipFill>
@@ -2924,7 +2860,7 @@
                   <pic:spPr>
                     <a:xfrm>
                       <a:off x="0" y="0"/>
-                      <a:ext cx="5486400" cy="2450390"/>
+                      <a:ext cx="5486400" cy="3965770"/>
                     </a:xfrm>
                     <a:prstGeom prst="rect"/>
                   </pic:spPr>
@@ -2945,7 +2881,7 @@
           <w:i/>
           <w:sz w:val="18"/>
         </w:rPr>
-        <w:t>Figura 5. Salario nominal vs real y brecha por registro.</w:t>
+        <w:t>Figura 5. Salario real mediano por provincia.</w:t>
       </w:r>
     </w:p>
     <w:p>
@@ -2955,80 +2891,7 @@
           <w:i w:val="0"/>
           <w:sz w:val="22"/>
         </w:rPr>
-        <w:t>El número nominal creció diez veces, pero casi todo fue inflación: en pesos reales el poder de compra se mantuvo estancado (brecha −62%). En lo regional, CABA y las grandes empresas pagan más, y el stack backend (Go/Rust) concentra el premium. Contra la creencia general, cobrar en dólares no dio más estabilidad: el dólar protege de la inflación pero expone a la apreciación real del peso —fue escudo en 2022–2023 y lastre en 2024–2026—.</w:t>
-      </w:r>
-    </w:p>
-    <w:p>
-      <w:r>
-        <w:rPr>
-          <w:b/>
-          <w:i w:val="0"/>
-          <w:color w:val="333333"/>
-          <w:sz w:val="22"/>
-        </w:rPr>
-        <w:t>Evolución del poder de compra en el tiempo</w:t>
-      </w:r>
-    </w:p>
-    <w:p>
-      <w:pPr>
-        <w:jc w:val="center"/>
-      </w:pPr>
-      <w:r>
-        <w:drawing>
-          <wp:inline xmlns:a="http://schemas.openxmlformats.org/drawingml/2006/main" xmlns:pic="http://schemas.openxmlformats.org/drawingml/2006/picture">
-            <wp:extent cx="5486400" cy="2516919"/>
-            <wp:docPr id="7" name="Picture 7"/>
-            <wp:cNvGraphicFramePr>
-              <a:graphicFrameLocks noChangeAspect="1"/>
-            </wp:cNvGraphicFramePr>
-            <a:graphic>
-              <a:graphicData uri="http://schemas.openxmlformats.org/drawingml/2006/picture">
-                <pic:pic>
-                  <pic:nvPicPr>
-                    <pic:cNvPr id="0" name="evolucion_indices.png"/>
-                    <pic:cNvPicPr/>
-                  </pic:nvPicPr>
-                  <pic:blipFill>
-                    <a:blip r:embed="rId15"/>
-                    <a:stretch>
-                      <a:fillRect/>
-                    </a:stretch>
-                  </pic:blipFill>
-                  <pic:spPr>
-                    <a:xfrm>
-                      <a:off x="0" y="0"/>
-                      <a:ext cx="5486400" cy="2516919"/>
-                    </a:xfrm>
-                    <a:prstGeom prst="rect"/>
-                  </pic:spPr>
-                </pic:pic>
-              </a:graphicData>
-            </a:graphic>
-          </wp:inline>
-        </w:drawing>
-      </w:r>
-    </w:p>
-    <w:p>
-      <w:pPr>
-        <w:jc w:val="center"/>
-      </w:pPr>
-      <w:r>
-        <w:rPr>
-          <w:b w:val="0"/>
-          <w:i/>
-          <w:sz w:val="18"/>
-        </w:rPr>
-        <w:t>Figura 6. Salario medido en distintas varas (base 2022.2 = 100).</w:t>
-      </w:r>
-    </w:p>
-    <w:p>
-      <w:r>
-        <w:rPr>
-          <w:b w:val="0"/>
-          <w:i w:val="0"/>
-          <w:sz w:val="22"/>
-        </w:rPr>
-        <w:t>Medido en distintas «varas» (base 2022.2 = 100), el poder de compra del salario tocó un pico en enero 2024 tras la devaluación —el ratio contra el salario formal (RIPTE) saltó a 169, es decir, los profesionales tech se despegaron del resto del mercado— y se recuperó hacia 2025.2. Medido en canastas básicas quedó más apretado. El Big Mac se descartó de esta comparación por ser un dato anual desactualizado que distorsiona la serie.</w:t>
+        <w:t>La brecha junior → senior es de casi 3× y la de liderazgo es la mayor entre roles (+0,19 en log-salario). En lo regional, CABA paga un 24% más que el interior, la Patagonia destaca por el polo energético, y las grandes empresas y el stack backend concentran el premium. Contra la creencia general, cobrar en dólares no dio un poder de compra más estable: los dolarizados mostraron más volatilidad real que los pesificados —el dólar fue escudo en 2022–2023 y lastre en 2024–2026— (H5 refutada).</w:t>
       </w:r>
     </w:p>
     <w:p>
@@ -3050,7 +2913,7 @@
         <w:drawing>
           <wp:inline xmlns:a="http://schemas.openxmlformats.org/drawingml/2006/main" xmlns:pic="http://schemas.openxmlformats.org/drawingml/2006/picture">
             <wp:extent cx="5486400" cy="2654791"/>
-            <wp:docPr id="8" name="Picture 8"/>
+            <wp:docPr id="7" name="Picture 7"/>
             <wp:cNvGraphicFramePr>
               <a:graphicFrameLocks noChangeAspect="1"/>
             </wp:cNvGraphicFramePr>
@@ -3062,7 +2925,7 @@
                     <pic:cNvPicPr/>
                   </pic:nvPicPr>
                   <pic:blipFill>
-                    <a:blip r:embed="rId16"/>
+                    <a:blip r:embed="rId15"/>
                     <a:stretch>
                       <a:fillRect/>
                     </a:stretch>
@@ -3091,7 +2954,7 @@
           <w:i/>
           <w:sz w:val="18"/>
         </w:rPr>
-        <w:t>Figura 7. Salario mediano de developers por país (USD/mes).</w:t>
+        <w:t>Figura 6. Salario mediano de developers por país (USD/mes).</w:t>
       </w:r>
     </w:p>
     <w:p>
@@ -3167,15 +3030,7 @@
         <w:pStyle w:val="ListBullet"/>
       </w:pPr>
       <w:r>
-        <w:t>El perfil explica ~30% del sueldo; experiencia y rol de liderazgo son lo decisivo.</w:t>
-      </w:r>
-    </w:p>
-    <w:p>
-      <w:pPr>
-        <w:pStyle w:val="ListBullet"/>
-      </w:pPr>
-      <w:r>
-        <w:t>El poder adquisitivo real quedó estancado pese a nominales 10× mayores.</w:t>
+        <w:t>El perfil explica ~27% del sueldo; experiencia y rol de liderazgo son lo decisivo.</w:t>
       </w:r>
     </w:p>
     <w:p>
@@ -3297,7 +3152,7 @@
         <w:t xml:space="preserve">Hipótesis: </w:t>
       </w:r>
       <w:r>
-        <w:t>Enunciar H1–H7.</w:t>
+        <w:t>Enunciar H1–H6.</w:t>
       </w:r>
     </w:p>
     <w:p>
@@ -3367,7 +3222,7 @@
         <w:t xml:space="preserve">Feature engineering: </w:t>
       </w:r>
       <w:r>
-        <w:t>Foco: multi-hot, agrupaciones, target real, anti-leakage.</w:t>
+        <w:t>Foco: agrupaciones, target real, anti-leakage, techs excluidas.</w:t>
       </w:r>
     </w:p>
     <w:p>
@@ -3493,7 +3348,7 @@
         <w:t xml:space="preserve">Resultados: </w:t>
       </w:r>
       <w:r>
-        <w:t>H1–H7, inflación (−62%), regional y dolarización (H6 refutada).</w:t>
+        <w:t>H1–H6, brechas, regional y dolarización (H5 refutada).</w:t>
       </w:r>
     </w:p>
     <w:p>
